--- a/tillsyn/A 47044-2025 tillsynsbegäran.docx
+++ b/tillsyn/A 47044-2025 tillsynsbegäran.docx
@@ -740,7 +740,7 @@
     <w:r>
       <w:tab/>
       <w:tab/>
-      <w:t>2026-03-25</w:t>
+      <w:t>2026-03-26</w:t>
       <w:br/>
       <w:br/>
     </w:r>

--- a/tillsyn/A 47044-2025 tillsynsbegäran.docx
+++ b/tillsyn/A 47044-2025 tillsynsbegäran.docx
@@ -740,7 +740,7 @@
     <w:r>
       <w:tab/>
       <w:tab/>
-      <w:t>2026-03-26</w:t>
+      <w:t>2026-03-27</w:t>
       <w:br/>
       <w:br/>
     </w:r>

--- a/tillsyn/A 47044-2025 tillsynsbegäran.docx
+++ b/tillsyn/A 47044-2025 tillsynsbegäran.docx
@@ -740,7 +740,7 @@
     <w:r>
       <w:tab/>
       <w:tab/>
-      <w:t>2026-03-27</w:t>
+      <w:t>2026-03-28</w:t>
       <w:br/>
       <w:br/>
     </w:r>

--- a/tillsyn/A 47044-2025 tillsynsbegäran.docx
+++ b/tillsyn/A 47044-2025 tillsynsbegäran.docx
@@ -740,7 +740,7 @@
     <w:r>
       <w:tab/>
       <w:tab/>
-      <w:t>2026-03-28</w:t>
+      <w:t>2026-03-29</w:t>
       <w:br/>
       <w:br/>
     </w:r>

--- a/tillsyn/A 47044-2025 tillsynsbegäran.docx
+++ b/tillsyn/A 47044-2025 tillsynsbegäran.docx
@@ -740,7 +740,7 @@
     <w:r>
       <w:tab/>
       <w:tab/>
-      <w:t>2026-03-29</w:t>
+      <w:t>2026-03-30</w:t>
       <w:br/>
       <w:br/>
     </w:r>

--- a/tillsyn/A 47044-2025 tillsynsbegäran.docx
+++ b/tillsyn/A 47044-2025 tillsynsbegäran.docx
@@ -740,7 +740,7 @@
     <w:r>
       <w:tab/>
       <w:tab/>
-      <w:t>2026-03-30</w:t>
+      <w:t>2026-03-31</w:t>
       <w:br/>
       <w:br/>
     </w:r>

--- a/tillsyn/A 47044-2025 tillsynsbegäran.docx
+++ b/tillsyn/A 47044-2025 tillsynsbegäran.docx
@@ -740,7 +740,7 @@
     <w:r>
       <w:tab/>
       <w:tab/>
-      <w:t>2026-03-31</w:t>
+      <w:t>2026-04-01</w:t>
       <w:br/>
       <w:br/>
     </w:r>

--- a/tillsyn/A 47044-2025 tillsynsbegäran.docx
+++ b/tillsyn/A 47044-2025 tillsynsbegäran.docx
@@ -740,7 +740,7 @@
     <w:r>
       <w:tab/>
       <w:tab/>
-      <w:t>2026-04-01</w:t>
+      <w:t>2026-04-02</w:t>
       <w:br/>
       <w:br/>
     </w:r>

--- a/tillsyn/A 47044-2025 tillsynsbegäran.docx
+++ b/tillsyn/A 47044-2025 tillsynsbegäran.docx
@@ -740,7 +740,7 @@
     <w:r>
       <w:tab/>
       <w:tab/>
-      <w:t>2026-04-02</w:t>
+      <w:t>2026-04-03</w:t>
       <w:br/>
       <w:br/>
     </w:r>

--- a/tillsyn/A 47044-2025 tillsynsbegäran.docx
+++ b/tillsyn/A 47044-2025 tillsynsbegäran.docx
@@ -740,7 +740,7 @@
     <w:r>
       <w:tab/>
       <w:tab/>
-      <w:t>2026-04-03</w:t>
+      <w:t>2026-04-04</w:t>
       <w:br/>
       <w:br/>
     </w:r>

--- a/tillsyn/A 47044-2025 tillsynsbegäran.docx
+++ b/tillsyn/A 47044-2025 tillsynsbegäran.docx
@@ -740,7 +740,7 @@
     <w:r>
       <w:tab/>
       <w:tab/>
-      <w:t>2026-04-04</w:t>
+      <w:t>2026-04-05</w:t>
       <w:br/>
       <w:br/>
     </w:r>

--- a/tillsyn/A 47044-2025 tillsynsbegäran.docx
+++ b/tillsyn/A 47044-2025 tillsynsbegäran.docx
@@ -740,7 +740,7 @@
     <w:r>
       <w:tab/>
       <w:tab/>
-      <w:t>2026-04-05</w:t>
+      <w:t>2026-04-06</w:t>
       <w:br/>
       <w:br/>
     </w:r>

--- a/tillsyn/A 47044-2025 tillsynsbegäran.docx
+++ b/tillsyn/A 47044-2025 tillsynsbegäran.docx
@@ -125,7 +125,7 @@
         <w:t>Duvhök (NT, §4)</w:t>
       </w:r>
       <w:r>
-        <w:t>, som är rödlistad som nära hotad (NT), har minskat med 22 (0–48) % under de senaste 18 åren och minskningstakten för den svenska populationen bedöms vara nära gränsvärdet för Sårbar (VU). Arten är starkt bunden till skogsmark och jagar helst inne i äldre skog. Den missgynnas av stora hyggen och täta planteringar. De gamla fåglarna är i huvudsak stationära i sina revir och boet läggs inne i tät, oftast äldre skog. Kantzoner mot öppen mark undviks och duvhöken, som är beroende av insynsskyddade boplatser, är därför känsligare för slutavverkning än flera andra rovfåglar. Friställande av boträd eller avverkning så att boplatsen blir exponerad mot öppen mark, medför att platsen överges. Eftersom duvhöken helst häckar i gammal skog, är dess häckningsplatser i princip alltid mer eller mindre hotade av skogsbruk och avverkningar (SLU Artdatabanken, 2021; Skogsstyrelsen 2016).</w:t>
+        <w:t>, som är rödlistad som nära hotad, har minskat med 15 (0–30) % under de senaste 18 åren och minskningstakten för den svenska populationen bedöms vara nära gränsvärdet för sårbar (VU). Arten är starkt bunden till skogsmark och jagar helst inne i äldre skog. Den missgynnas av stora hyggen och täta planteringar. De gamla fåglarna är i huvudsak stationära i sina revir och boet läggs inne i tät, oftast äldre skog. Kantzoner mot öppen mark undviks och duvhöken, som är beroende av insynsskyddade boplatser, är därför känsligare för slutavverkning än flera andra rovfåglar. Friställande av boträd eller avverkning så att boplatsen blir exponerad mot öppen mark, medför att platsen överges. Eftersom duvhöken helst häckar i gammal skog, är dess häckningsplatser i princip alltid mer eller mindre hotade av skogsbruk och avverkningar (SLU Artdatabanken, 2026; Skogsstyrelsen 2016).</w:t>
       </w:r>
     </w:p>
     <w:p>
@@ -133,10 +133,10 @@
         <w:rPr>
           <w:b/>
         </w:rPr>
-        <w:t>Järpe (NT, §4)</w:t>
+        <w:t>Järpe (§4)</w:t>
       </w:r>
       <w:r>
-        <w:t xml:space="preserve">, som är rödlistad som nära hotad och upptagen i bilaga 1 och 2 EU:s fågeldirektiv, har häckningsrevir i avverkningsanmälan. Arten har minskat med 25 (10–40) % under de senaste 12 åren och är mycket stationär inom sitt revir som är minst 25 hektar stort. Dess livsmiljöer utgörs av tät barrskog med inblandning av lövträd och en väl utvecklad flerskiktad struktur med bärris och yngre eller undertryckta, täta granar i ett lägre skikt, ofta utmed bäckar och åar inne i den skyddande granskogen. Järpen överlever inte om dess livsmiljö kalavverkas och är även känslig för röjning, gallring och avverkning där unga granar och lövträd inte sparas i tillräcklig omfattning. Minskningstakten för den svenska populationen bedöms vara nära gränsvärdet för Sårbar (VU). Järpe är typisk art för </w:t>
+        <w:t xml:space="preserve">, som är upptagen i bilaga 1 och 2 EU:s fågeldirektiv, är mycket stationär inom sitt revir som är minst 25 hektar stort. Livsmiljöerna utgörs av tät barrskog med inblandning av lövträd och en väl utvecklad flerskiktad struktur med bärris och yngre eller undertryckta, täta granar i ett lägre skikt, ofta utmed bäckar och åar inne i den skyddande granskogen. Den överlever inte om dess livsmiljö kalavverkas och är även känslig för röjning, gallring och avverkning där unga granar och lövträd inte sparas i tillräcklig omfattning. Arten finns i sammanhängande grandominerad skog över hela Sverige men förekomsterna är betydligt glesare i Götaland än i övriga landet. Järpe är typisk art för </w:t>
       </w:r>
       <w:r>
         <w:rPr>
@@ -154,7 +154,7 @@
         <w:t xml:space="preserve">9740 Skogsbevuxen myr </w:t>
       </w:r>
       <w:r>
-        <w:t>(SLU Artdatabanken, 2022).</w:t>
+        <w:t>(SLU Artdatabanken, 2026).</w:t>
       </w:r>
     </w:p>
     <w:p>
@@ -243,7 +243,7 @@
     </w:p>
     <w:p>
       <w:r>
-        <w:t>Duvhök (NT, §4) är rödlistad som nära hotad (NT) och har minskat med 22 (0–48) % under de senaste 18 åren. Minskningstakten för den svenska populationen bedöms vara nära gränsvärdet för Sårbar (VU). (A2bc). (SLU Artdatabanken, 2021).</w:t>
+        <w:t>Duvhök (NT, §4) är rödlistad som nära hotad och fridlyst enligt 4§ artskyddsförordningen. Arten har minskat med 15 (0–30) % under de senaste 18 åren och minskningstakten för den svenska populationen bedöms vara nära gränsvärdet för sårbar (VU). Bedömningen baseras på direkt observation, ett för arten lämpligt abundansindex och minskad geografisk utbredning och/eller försämrad habitatkvalitet (allt yngre och tätare skogar vilket försvårar för boplacering samt missgynnar jaktmöjligheterna) (SLU Artdatabanken, 2026).</w:t>
       </w:r>
     </w:p>
     <w:p>
@@ -253,17 +253,12 @@
     </w:p>
     <w:p>
       <w:r>
-        <w:t>Boet läggs inne i tät, oftast äldre skog. Kantzoner mot öppen mark undviks och duvhöken är därför känsligare för slutavverkning än flera andra rovfåglar. Boträdet måste vara grovgrenigt och är oftast en äldre gran eller tall, i sydligaste Sverige är bok vanligt. Duvhöken är beroende av insynsskyddade boplatser. Friställande av boträd eller avverkning så att boplatsen är exponerad mot öppen mark, medför att platsen överges. Samma bo kan användas flera år i rad, men likt andra rovfåglar har den normalt ett eller flera alternativa bon (Skogsstyrelsen, 2016). Eftersom duvhöken helst häckar i gammal skog, är dess häckningsplatser i princip alltid mer eller mindre hotade av skogsbruk och avverkningar (SLU Artdatabanken, 2021).</w:t>
+        <w:t>Boet läggs inne i tät, oftast äldre skog. Kantzoner mot öppen mark undviks och duvhöken är därför känsligare för slutavverkning än flera andra rovfåglar. Boträdet måste vara grovgrenigt och är oftast en äldre gran eller tall, i sydligaste Sverige är bok vanligt. Duvhöken är beroende av insynsskyddade boplatser. Friställande av boträd eller avverkning så att boplatsen är exponerad mot öppen mark, medför att platsen överges. Samma bo kan användas flera år i rad, men likt andra rovfåglar har den normalt ett eller flera alternativa bon (Skogsstyrelsen, 2016). Eftersom duvhöken helst häckar i gammal skog, är dess häckningsplatser i princip alltid mer eller mindre hotade av skogsbruk och avverkningar (SLU Artdatabanken, 2026).</w:t>
       </w:r>
     </w:p>
     <w:p>
       <w:r>
-        <w:t>Den viktigaste begränsande faktorn för duvhökspopulationen i stort är födan och ett allvarligare problem är därför den av skogsbruket orsakade storskaliga omvandlingen och utarmningen av skogslandskapet, som kan påverka såväl duvhökens möjlighet att jaga som förekomsten av viktiga byten. Duvhökens jaktteknik gör den beroende av landskapets utformning och sammansättning och dess preferens för gammal skog tyder på att den är anpassad till att jaga i skog som är “lagom” tät. I öppnare biotoper, till exempel hyggen, kommer dess jaktteknik inte till sin rätt och i tätare biotoper, t.ex. ungskogar, har den relativt stora duvhöken svårt att manövrera (SLU Artdatabanken, 2021).</w:t>
-      </w:r>
-    </w:p>
-    <w:p>
-      <w:r>
-        <w:t>Minskningstakten har uppgått till 22 (0–48) % under de senaste 18 åren. Bedömningen baseras på ett för arten lämpligt abundansindex och minskad geografisk utbredning och/eller försämrad habitatkvalitet (allt yngre och tätare skogar vilket försvårar för boplacering samt försämrar jaktmöjligheterna). Minskningstakten för den svenska populationen bedöms vara nära gränsvärdet för Sårbar (VU). (A2bc).</w:t>
+        <w:t>Den viktigaste begränsande faktorn för duvhökspopulationen i stort är födan och ett allvarligare problem är därför den av skogsbruket orsakade storskaliga omvandlingen och utarmningen av skogslandskapet, som kan påverka såväl duvhökens möjlighet att jaga som förekomsten av viktiga byten. Duvhökens jaktteknik gör den beroende av landskapets utformning och sammansättning och dess preferens för gammal skog tyder på att den är anpassad till att jaga i skog som är “lagom” tät. I öppnare biotoper, till exempel hyggen, kommer dess jaktteknik inte till sin rätt och i tätare biotoper, t.ex. ungskogar, har den relativt stora duvhöken svårt att manövrera (SLU Artdatabanken, 2026).</w:t>
       </w:r>
     </w:p>
     <w:p>
@@ -290,7 +285,7 @@
     </w:p>
     <w:p>
       <w:r>
-        <w:t xml:space="preserve">SLU Artdatabanken, 2021. </w:t>
+        <w:t xml:space="preserve">SLU Artdatabanken, 2026. </w:t>
       </w:r>
       <w:r>
         <w:rPr>
@@ -312,12 +307,30 @@
     </w:p>
     <w:p>
       <w:r>
-        <w:t>Järpe är rödlistad som nära hotad (NT), fridlyst enligt 4§ Artskyddsförordningen och upptagen i bilaga 1 och 2 EU:s fågeldirektiv. Järpen, som minskat med 25 (10–40) % under de senaste 12 åren, har sina livsmiljöer i tät barrskog med inblandning av lövträd och en väl utvecklad flerskiktad struktur med bärris och yngre eller undertryckta, täta granar i ett lägre skikt, ofta utmed bäckar och åar inne i den skyddande granskogen (SLU Artdatabanken, 2022).</w:t>
+        <w:t>Järpe är fridlyst enligt 4§ artskyddsförordningen och upptagen i bilaga 1 och 2 EU:s fågeldirektiv. Den finns i sammanhängande grandominerad skog över hela Sverige men förekomsterna är betydligt glesare i Götaland än i övriga landet. Järpen har sina livsmiljöer i tät barrskog med inblandning av lövträd och en väl utvecklad flerskiktad struktur med bärris och yngre eller undertryckta, täta granar i ett lägre skikt, ofta utmed bäckar och åar inne i den skyddande granskogen (SLU Artdatabanken, 2026).</w:t>
       </w:r>
     </w:p>
     <w:p>
       <w:r>
-        <w:t>Arten behöver lämpliga skogsbestånd om sammanlagt minst 25 hektar. Den är mycket stationär inom sitt revir och när ett par etablerat sig stannar de så länge miljön är intakt. Den undviker öppen mark och förﬂyttar sig sällan över större öppna myrar eller åkermark, och är därför känslig för fragmentering. Järpen överlever inte om dess livsmiljö kalavverkas och är även känslig för röjning, gallring och avverkning där unga granar och lövträd inte sparas i tillräcklig omfattning. Minskningstakten för den svenska populationen bedöms vara nära gränsvärdet för Sårbar (VU). (A2b) (SLU Artdatabanken, 2022).</w:t>
+        <w:t xml:space="preserve">Arten behöver lämpliga skogsbestånd om sammanlagt minst 25 hektar. Den är mycket stationär inom sitt revir och när ett par etablerat sig stannar de så länge miljön är intakt. Den undviker öppen mark och förﬂyttar sig sällan över större öppna myrar eller åkermark, och är därför känslig för fragmentering. Järpen överlever inte om dess livsmiljö kalavverkas och är även känslig för röjning, gallring och avverkning där unga granar och lövträd inte sparas i tillräcklig omfattning.  Järpe är typisk art för </w:t>
+      </w:r>
+      <w:r>
+        <w:rPr>
+          <w:i/>
+        </w:rPr>
+        <w:t>9010 Taiga, 9740 Skogsbevuxen myr</w:t>
+      </w:r>
+      <w:r>
+        <w:t xml:space="preserve"> och </w:t>
+      </w:r>
+      <w:r>
+        <w:rPr>
+          <w:i/>
+        </w:rPr>
+        <w:t>9080 Lövsumpskog</w:t>
+      </w:r>
+      <w:r>
+        <w:t xml:space="preserve"> (SLU Artdatabanken, 2026).</w:t>
       </w:r>
     </w:p>
     <w:p>
@@ -330,7 +343,7 @@
     </w:p>
     <w:p>
       <w:r>
-        <w:t xml:space="preserve">SLU Artdatabanken, 2022. </w:t>
+        <w:t xml:space="preserve">SLU Artdatabanken, 2026. </w:t>
       </w:r>
       <w:r>
         <w:rPr>
@@ -740,7 +753,7 @@
     <w:r>
       <w:tab/>
       <w:tab/>
-      <w:t>2026-04-06</w:t>
+      <w:t>2026-04-07</w:t>
       <w:br/>
       <w:br/>
     </w:r>

--- a/tillsyn/A 47044-2025 tillsynsbegäran.docx
+++ b/tillsyn/A 47044-2025 tillsynsbegäran.docx
@@ -753,7 +753,7 @@
     <w:r>
       <w:tab/>
       <w:tab/>
-      <w:t>2026-04-07</w:t>
+      <w:t>2026-04-08</w:t>
       <w:br/>
       <w:br/>
     </w:r>

--- a/tillsyn/A 47044-2025 tillsynsbegäran.docx
+++ b/tillsyn/A 47044-2025 tillsynsbegäran.docx
@@ -753,7 +753,7 @@
     <w:r>
       <w:tab/>
       <w:tab/>
-      <w:t>2026-04-08</w:t>
+      <w:t>2026-04-09</w:t>
       <w:br/>
       <w:br/>
     </w:r>

--- a/tillsyn/A 47044-2025 tillsynsbegäran.docx
+++ b/tillsyn/A 47044-2025 tillsynsbegäran.docx
@@ -753,7 +753,7 @@
     <w:r>
       <w:tab/>
       <w:tab/>
-      <w:t>2026-04-09</w:t>
+      <w:t>2026-04-10</w:t>
       <w:br/>
       <w:br/>
     </w:r>

--- a/tillsyn/A 47044-2025 tillsynsbegäran.docx
+++ b/tillsyn/A 47044-2025 tillsynsbegäran.docx
@@ -753,7 +753,7 @@
     <w:r>
       <w:tab/>
       <w:tab/>
-      <w:t>2026-04-10</w:t>
+      <w:t>2026-04-11</w:t>
       <w:br/>
       <w:br/>
     </w:r>

--- a/tillsyn/A 47044-2025 tillsynsbegäran.docx
+++ b/tillsyn/A 47044-2025 tillsynsbegäran.docx
@@ -753,7 +753,7 @@
     <w:r>
       <w:tab/>
       <w:tab/>
-      <w:t>2026-04-11</w:t>
+      <w:t>2026-04-12</w:t>
       <w:br/>
       <w:br/>
     </w:r>

--- a/tillsyn/A 47044-2025 tillsynsbegäran.docx
+++ b/tillsyn/A 47044-2025 tillsynsbegäran.docx
@@ -753,7 +753,7 @@
     <w:r>
       <w:tab/>
       <w:tab/>
-      <w:t>2026-04-14</w:t>
+      <w:t>2026-04-15</w:t>
       <w:br/>
       <w:br/>
     </w:r>

--- a/tillsyn/A 47044-2025 tillsynsbegäran.docx
+++ b/tillsyn/A 47044-2025 tillsynsbegäran.docx
@@ -753,7 +753,7 @@
     <w:r>
       <w:tab/>
       <w:tab/>
-      <w:t>2026-04-15</w:t>
+      <w:t>2026-04-16</w:t>
       <w:br/>
       <w:br/>
     </w:r>

--- a/tillsyn/A 47044-2025 tillsynsbegäran.docx
+++ b/tillsyn/A 47044-2025 tillsynsbegäran.docx
@@ -753,7 +753,7 @@
     <w:r>
       <w:tab/>
       <w:tab/>
-      <w:t>2026-04-16</w:t>
+      <w:t>2026-04-17</w:t>
       <w:br/>
       <w:br/>
     </w:r>

--- a/tillsyn/A 47044-2025 tillsynsbegäran.docx
+++ b/tillsyn/A 47044-2025 tillsynsbegäran.docx
@@ -753,7 +753,7 @@
     <w:r>
       <w:tab/>
       <w:tab/>
-      <w:t>2026-04-17</w:t>
+      <w:t>2026-04-18</w:t>
       <w:br/>
       <w:br/>
     </w:r>

--- a/tillsyn/A 47044-2025 tillsynsbegäran.docx
+++ b/tillsyn/A 47044-2025 tillsynsbegäran.docx
@@ -753,7 +753,7 @@
     <w:r>
       <w:tab/>
       <w:tab/>
-      <w:t>2026-04-18</w:t>
+      <w:t>2026-04-19</w:t>
       <w:br/>
       <w:br/>
     </w:r>

--- a/tillsyn/A 47044-2025 tillsynsbegäran.docx
+++ b/tillsyn/A 47044-2025 tillsynsbegäran.docx
@@ -753,7 +753,7 @@
     <w:r>
       <w:tab/>
       <w:tab/>
-      <w:t>2026-05-16</w:t>
+      <w:t>2026-05-17</w:t>
       <w:br/>
       <w:br/>
     </w:r>

--- a/tillsyn/A 47044-2025 tillsynsbegäran.docx
+++ b/tillsyn/A 47044-2025 tillsynsbegäran.docx
@@ -753,7 +753,7 @@
     <w:r>
       <w:tab/>
       <w:tab/>
-      <w:t>2026-05-17</w:t>
+      <w:t>2026-05-18</w:t>
       <w:br/>
       <w:br/>
     </w:r>

--- a/tillsyn/A 47044-2025 tillsynsbegäran.docx
+++ b/tillsyn/A 47044-2025 tillsynsbegäran.docx
@@ -753,7 +753,7 @@
     <w:r>
       <w:tab/>
       <w:tab/>
-      <w:t>2026-05-18</w:t>
+      <w:t>2026-05-19</w:t>
       <w:br/>
       <w:br/>
     </w:r>

--- a/tillsyn/A 47044-2025 tillsynsbegäran.docx
+++ b/tillsyn/A 47044-2025 tillsynsbegäran.docx
@@ -753,7 +753,7 @@
     <w:r>
       <w:tab/>
       <w:tab/>
-      <w:t>2026-05-19</w:t>
+      <w:t>2026-05-20</w:t>
       <w:br/>
       <w:br/>
     </w:r>

--- a/tillsyn/A 47044-2025 tillsynsbegäran.docx
+++ b/tillsyn/A 47044-2025 tillsynsbegäran.docx
@@ -753,7 +753,7 @@
     <w:r>
       <w:tab/>
       <w:tab/>
-      <w:t>2026-05-20</w:t>
+      <w:t>2026-05-21</w:t>
       <w:br/>
       <w:br/>
     </w:r>

--- a/tillsyn/A 47044-2025 tillsynsbegäran.docx
+++ b/tillsyn/A 47044-2025 tillsynsbegäran.docx
@@ -753,7 +753,7 @@
     <w:r>
       <w:tab/>
       <w:tab/>
-      <w:t>2026-05-21</w:t>
+      <w:t>2026-05-22</w:t>
       <w:br/>
       <w:br/>
     </w:r>

--- a/tillsyn/A 47044-2025 tillsynsbegäran.docx
+++ b/tillsyn/A 47044-2025 tillsynsbegäran.docx
@@ -753,7 +753,7 @@
     <w:r>
       <w:tab/>
       <w:tab/>
-      <w:t>2026-05-22</w:t>
+      <w:t>2026-05-23</w:t>
       <w:br/>
       <w:br/>
     </w:r>

--- a/tillsyn/A 47044-2025 tillsynsbegäran.docx
+++ b/tillsyn/A 47044-2025 tillsynsbegäran.docx
@@ -753,7 +753,7 @@
     <w:r>
       <w:tab/>
       <w:tab/>
-      <w:t>2026-05-23</w:t>
+      <w:t>2026-05-24</w:t>
       <w:br/>
       <w:br/>
     </w:r>

--- a/tillsyn/A 47044-2025 tillsynsbegäran.docx
+++ b/tillsyn/A 47044-2025 tillsynsbegäran.docx
@@ -753,7 +753,7 @@
     <w:r>
       <w:tab/>
       <w:tab/>
-      <w:t>2026-05-24</w:t>
+      <w:t>2026-05-25</w:t>
       <w:br/>
       <w:br/>
     </w:r>

--- a/tillsyn/A 47044-2025 tillsynsbegäran.docx
+++ b/tillsyn/A 47044-2025 tillsynsbegäran.docx
@@ -753,7 +753,7 @@
     <w:r>
       <w:tab/>
       <w:tab/>
-      <w:t>2026-05-25</w:t>
+      <w:t>2026-05-26</w:t>
       <w:br/>
       <w:br/>
     </w:r>

--- a/tillsyn/A 47044-2025 tillsynsbegäran.docx
+++ b/tillsyn/A 47044-2025 tillsynsbegäran.docx
@@ -753,7 +753,7 @@
     <w:r>
       <w:tab/>
       <w:tab/>
-      <w:t>2026-05-26</w:t>
+      <w:t>2026-05-27</w:t>
       <w:br/>
       <w:br/>
     </w:r>

--- a/tillsyn/A 47044-2025 tillsynsbegäran.docx
+++ b/tillsyn/A 47044-2025 tillsynsbegäran.docx
@@ -753,7 +753,7 @@
     <w:r>
       <w:tab/>
       <w:tab/>
-      <w:t>2026-05-27</w:t>
+      <w:t>2026-05-28</w:t>
       <w:br/>
       <w:br/>
     </w:r>

--- a/tillsyn/A 47044-2025 tillsynsbegäran.docx
+++ b/tillsyn/A 47044-2025 tillsynsbegäran.docx
@@ -753,7 +753,7 @@
     <w:r>
       <w:tab/>
       <w:tab/>
-      <w:t>2026-05-28</w:t>
+      <w:t>2026-05-29</w:t>
       <w:br/>
       <w:br/>
     </w:r>

--- a/tillsyn/A 47044-2025 tillsynsbegäran.docx
+++ b/tillsyn/A 47044-2025 tillsynsbegäran.docx
@@ -753,7 +753,7 @@
     <w:r>
       <w:tab/>
       <w:tab/>
-      <w:t>2026-05-29</w:t>
+      <w:t>2026-05-30</w:t>
       <w:br/>
       <w:br/>
     </w:r>

--- a/tillsyn/A 47044-2025 tillsynsbegäran.docx
+++ b/tillsyn/A 47044-2025 tillsynsbegäran.docx
@@ -753,7 +753,7 @@
     <w:r>
       <w:tab/>
       <w:tab/>
-      <w:t>2026-05-30</w:t>
+      <w:t>2026-05-31</w:t>
       <w:br/>
       <w:br/>
     </w:r>

--- a/tillsyn/A 47044-2025 tillsynsbegäran.docx
+++ b/tillsyn/A 47044-2025 tillsynsbegäran.docx
@@ -753,7 +753,7 @@
     <w:r>
       <w:tab/>
       <w:tab/>
-      <w:t>2026-05-31</w:t>
+      <w:t>2026-06-01</w:t>
       <w:br/>
       <w:br/>
     </w:r>

--- a/tillsyn/A 47044-2025 tillsynsbegäran.docx
+++ b/tillsyn/A 47044-2025 tillsynsbegäran.docx
@@ -753,7 +753,7 @@
     <w:r>
       <w:tab/>
       <w:tab/>
-      <w:t>2026-06-01</w:t>
+      <w:t>2026-06-02</w:t>
       <w:br/>
       <w:br/>
     </w:r>

--- a/tillsyn/A 47044-2025 tillsynsbegäran.docx
+++ b/tillsyn/A 47044-2025 tillsynsbegäran.docx
@@ -753,7 +753,7 @@
     <w:r>
       <w:tab/>
       <w:tab/>
-      <w:t>2026-06-02</w:t>
+      <w:t>2026-06-03</w:t>
       <w:br/>
       <w:br/>
     </w:r>

--- a/tillsyn/A 47044-2025 tillsynsbegäran.docx
+++ b/tillsyn/A 47044-2025 tillsynsbegäran.docx
@@ -753,7 +753,7 @@
     <w:r>
       <w:tab/>
       <w:tab/>
-      <w:t>2026-06-03</w:t>
+      <w:t>2026-06-04</w:t>
       <w:br/>
       <w:br/>
     </w:r>

--- a/tillsyn/A 47044-2025 tillsynsbegäran.docx
+++ b/tillsyn/A 47044-2025 tillsynsbegäran.docx
@@ -753,7 +753,7 @@
     <w:r>
       <w:tab/>
       <w:tab/>
-      <w:t>2026-06-04</w:t>
+      <w:t>2026-06-05</w:t>
       <w:br/>
       <w:br/>
     </w:r>

--- a/tillsyn/A 47044-2025 tillsynsbegäran.docx
+++ b/tillsyn/A 47044-2025 tillsynsbegäran.docx
@@ -753,7 +753,7 @@
     <w:r>
       <w:tab/>
       <w:tab/>
-      <w:t>2026-06-05</w:t>
+      <w:t>2026-06-06</w:t>
       <w:br/>
       <w:br/>
     </w:r>

--- a/tillsyn/A 47044-2025 tillsynsbegäran.docx
+++ b/tillsyn/A 47044-2025 tillsynsbegäran.docx
@@ -753,7 +753,7 @@
     <w:r>
       <w:tab/>
       <w:tab/>
-      <w:t>2026-06-06</w:t>
+      <w:t>2026-06-07</w:t>
       <w:br/>
       <w:br/>
     </w:r>

--- a/tillsyn/A 47044-2025 tillsynsbegäran.docx
+++ b/tillsyn/A 47044-2025 tillsynsbegäran.docx
@@ -753,7 +753,7 @@
     <w:r>
       <w:tab/>
       <w:tab/>
-      <w:t>2026-06-07</w:t>
+      <w:t>2026-06-08</w:t>
       <w:br/>
       <w:br/>
     </w:r>

--- a/tillsyn/A 47044-2025 tillsynsbegäran.docx
+++ b/tillsyn/A 47044-2025 tillsynsbegäran.docx
@@ -753,7 +753,7 @@
     <w:r>
       <w:tab/>
       <w:tab/>
-      <w:t>2026-06-08</w:t>
+      <w:t>2026-06-09</w:t>
       <w:br/>
       <w:br/>
     </w:r>

--- a/tillsyn/A 47044-2025 tillsynsbegäran.docx
+++ b/tillsyn/A 47044-2025 tillsynsbegäran.docx
@@ -753,7 +753,7 @@
     <w:r>
       <w:tab/>
       <w:tab/>
-      <w:t>2026-06-09</w:t>
+      <w:t>2026-06-10</w:t>
       <w:br/>
       <w:br/>
     </w:r>

--- a/tillsyn/A 47044-2025 tillsynsbegäran.docx
+++ b/tillsyn/A 47044-2025 tillsynsbegäran.docx
@@ -753,7 +753,7 @@
     <w:r>
       <w:tab/>
       <w:tab/>
-      <w:t>2026-06-10</w:t>
+      <w:t>2026-06-11</w:t>
       <w:br/>
       <w:br/>
     </w:r>

--- a/tillsyn/A 47044-2025 tillsynsbegäran.docx
+++ b/tillsyn/A 47044-2025 tillsynsbegäran.docx
@@ -753,7 +753,7 @@
     <w:r>
       <w:tab/>
       <w:tab/>
-      <w:t>2026-06-11</w:t>
+      <w:t>2026-06-12</w:t>
       <w:br/>
       <w:br/>
     </w:r>

--- a/tillsyn/A 47044-2025 tillsynsbegäran.docx
+++ b/tillsyn/A 47044-2025 tillsynsbegäran.docx
@@ -753,7 +753,7 @@
     <w:r>
       <w:tab/>
       <w:tab/>
-      <w:t>2026-06-12</w:t>
+      <w:t>2026-06-13</w:t>
       <w:br/>
       <w:br/>
     </w:r>

--- a/tillsyn/A 47044-2025 tillsynsbegäran.docx
+++ b/tillsyn/A 47044-2025 tillsynsbegäran.docx
@@ -753,7 +753,7 @@
     <w:r>
       <w:tab/>
       <w:tab/>
-      <w:t>2026-06-15</w:t>
+      <w:t>2026-06-16</w:t>
       <w:br/>
       <w:br/>
     </w:r>

--- a/tillsyn/A 47044-2025 tillsynsbegäran.docx
+++ b/tillsyn/A 47044-2025 tillsynsbegäran.docx
@@ -753,7 +753,7 @@
     <w:r>
       <w:tab/>
       <w:tab/>
-      <w:t>2026-06-16</w:t>
+      <w:t>2026-06-17</w:t>
       <w:br/>
       <w:br/>
     </w:r>

--- a/tillsyn/A 47044-2025 tillsynsbegäran.docx
+++ b/tillsyn/A 47044-2025 tillsynsbegäran.docx
@@ -1,6 +1,6 @@
 
 <file path=word/document.xml><?xml version="1.0" encoding="utf-8"?>
-<w:document xmlns:wpc="http://schemas.microsoft.com/office/word/2010/wordprocessingCanvas" xmlns:cx="http://schemas.microsoft.com/office/drawing/2014/chartex" xmlns:cx1="http://schemas.microsoft.com/office/drawing/2015/9/8/chartex" xmlns:cx2="http://schemas.microsoft.com/office/drawing/2015/10/21/chartex" xmlns:cx3="http://schemas.microsoft.com/office/drawing/2016/5/9/chartex" xmlns:cx4="http://schemas.microsoft.com/office/drawing/2016/5/10/chartex" xmlns:cx5="http://schemas.microsoft.com/office/drawing/2016/5/11/chartex" xmlns:cx6="http://schemas.microsoft.com/office/drawing/2016/5/12/chartex" xmlns:cx7="http://schemas.microsoft.com/office/drawing/2016/5/13/chartex" xmlns:cx8="http://schemas.microsoft.com/office/drawing/2016/5/14/chartex" xmlns:mc="http://schemas.openxmlformats.org/markup-compatibility/2006" xmlns:aink="http://schemas.microsoft.com/office/drawing/2016/ink" xmlns:am3d="http://schemas.microsoft.com/office/drawing/2017/model3d" xmlns:o="urn:schemas-microsoft-com:office:office" xmlns:oel="http://schemas.microsoft.com/office/2019/extlst" xmlns:r="http://schemas.openxmlformats.org/officeDocument/2006/relationships" xmlns:m="http://schemas.openxmlformats.org/officeDocument/2006/math" xmlns:v="urn:schemas-microsoft-com:vml" xmlns:wp14="http://schemas.microsoft.com/office/word/2010/wordprocessingDrawing" xmlns:wp="http://schemas.openxmlformats.org/drawingml/2006/wordprocessingDrawing" xmlns:w10="urn:schemas-microsoft-com:office:word" xmlns:w="http://schemas.openxmlformats.org/wordprocessingml/2006/main" xmlns:w14="http://schemas.microsoft.com/office/word/2010/wordml" xmlns:w15="http://schemas.microsoft.com/office/word/2012/wordml" xmlns:w16cex="http://schemas.microsoft.com/office/word/2018/wordml/cex" xmlns:w16cid="http://schemas.microsoft.com/office/word/2016/wordml/cid" xmlns:w16="http://schemas.microsoft.com/office/word/2018/wordml" xmlns:w16sdtdh="http://schemas.microsoft.com/office/word/2020/wordml/sdtdatahash" xmlns:w16se="http://schemas.microsoft.com/office/word/2015/wordml/symex" xmlns:wpg="http://schemas.microsoft.com/office/word/2010/wordprocessingGroup" xmlns:wpi="http://schemas.microsoft.com/office/word/2010/wordprocessingInk" xmlns:wne="http://schemas.microsoft.com/office/word/2006/wordml" xmlns:wps="http://schemas.microsoft.com/office/word/2010/wordprocessingShape" mc:Ignorable="w14 w15 w16se w16cid w16 w16cex w16sdtdh wp14">
+<w:document xmlns:wpc="http://schemas.microsoft.com/office/word/2010/wordprocessingCanvas" xmlns:cx="http://schemas.microsoft.com/office/drawing/2014/chartex" xmlns:cx1="http://schemas.microsoft.com/office/drawing/2015/9/8/chartex" xmlns:cx2="http://schemas.microsoft.com/office/drawing/2015/10/21/chartex" xmlns:cx3="http://schemas.microsoft.com/office/drawing/2016/5/9/chartex" xmlns:cx4="http://schemas.microsoft.com/office/drawing/2016/5/10/chartex" xmlns:cx5="http://schemas.microsoft.com/office/drawing/2016/5/11/chartex" xmlns:cx6="http://schemas.microsoft.com/office/drawing/2016/5/12/chartex" xmlns:cx7="http://schemas.microsoft.com/office/drawing/2016/5/13/chartex" xmlns:cx8="http://schemas.microsoft.com/office/drawing/2016/5/14/chartex" xmlns:mc="http://schemas.openxmlformats.org/markup-compatibility/2006" xmlns:aink="http://schemas.microsoft.com/office/drawing/2016/ink" xmlns:am3d="http://schemas.microsoft.com/office/drawing/2017/model3d" xmlns:o="urn:schemas-microsoft-com:office:office" xmlns:oel="http://schemas.microsoft.com/office/2019/extlst" xmlns:r="http://schemas.openxmlformats.org/officeDocument/2006/relationships" xmlns:m="http://schemas.openxmlformats.org/officeDocument/2006/math" xmlns:v="urn:schemas-microsoft-com:vml" xmlns:wp14="http://schemas.microsoft.com/office/word/2010/wordprocessingDrawing" xmlns:wp="http://schemas.openxmlformats.org/drawingml/2006/wordprocessingDrawing" xmlns:w10="urn:schemas-microsoft-com:office:word" xmlns:w="http://schemas.openxmlformats.org/wordprocessingml/2006/main" xmlns:w14="http://schemas.microsoft.com/office/word/2010/wordml" xmlns:w15="http://schemas.microsoft.com/office/word/2012/wordml" xmlns:w16cex="http://schemas.microsoft.com/office/word/2018/wordml/cex" xmlns:w16cid="http://schemas.microsoft.com/office/word/2016/wordml/cid" xmlns:w16="http://schemas.microsoft.com/office/word/2018/wordml" xmlns:w16du="http://schemas.microsoft.com/office/word/2023/wordml/word16du" xmlns:w16sdtdh="http://schemas.microsoft.com/office/word/2020/wordml/sdtdatahash" xmlns:w16sdtfl="http://schemas.microsoft.com/office/word/2024/wordml/sdtformatlock" xmlns:w16se="http://schemas.microsoft.com/office/word/2015/wordml/symex" xmlns:wpg="http://schemas.microsoft.com/office/word/2010/wordprocessingGroup" xmlns:wpi="http://schemas.microsoft.com/office/word/2010/wordprocessingInk" xmlns:wne="http://schemas.microsoft.com/office/word/2006/wordml" xmlns:wps="http://schemas.microsoft.com/office/word/2010/wordprocessingShape" mc:Ignorable="w14 w15 w16se w16cid w16 w16cex w16sdtdh w16sdtfl w16du wp14">
   <w:body>
     <w:p>
       <w:pPr>
@@ -12,35 +12,10 @@
     </w:p>
     <w:p>
       <w:r>
-        <w:t>Detta dokument behandlar höga naturvärden i avverkningsanmälan A 47044-2025 i Ludvika kommun. Denna avverkningsanmälan inkom 2025-09-29 14:26:41 och omfattar 2,7 ha.</w:t>
+        <w:t>Detta dokument behandlar höga naturvärden i avverkningsanmälan A 47044-2025 i Ludvika kommun som inkom 2025-09-29 och omfattar 2,7 ha.</w:t>
       </w:r>
-    </w:p>
-    <w:p>
       <w:r>
-        <w:t>Vi begär härmed att Skogsstyrelsen fattar beslut enligt miljöbalken som säkerställer att skogens höga naturvärden bevaras samt säkerställer att EU-lagstiftning efterlevs och att artskyddsbrott förhindras. Vi önskar även ta del av de ställningstaganden och beslut som myndigheterna meddelar till följd av aktuell avverkningsanmälan och föreningens inlaga (se 34 § förvaltningslagen).</w:t>
-      </w:r>
-    </w:p>
-    <w:p>
-      <w:r>
-        <w:t>Nedan beskrivs fynd av naturvårdsarter och fridlysta arter som gjorts i det avverkningsanmälda området. I BILAGA 1 finns artfakta om fridlysta arter.</w:t>
-      </w:r>
-    </w:p>
-    <w:p>
-      <w:pPr>
-        <w:pStyle w:val="Heading1"/>
-      </w:pPr>
-      <w:r>
-        <w:t>Naturvårdsarter</w:t>
-      </w:r>
-    </w:p>
-    <w:p>
-      <w:r>
-        <w:t>I avverkningsanmälan har följande 4 naturvårdsarter hittats: duvhök (NT, §4), järpe (NT, §4), tretåig hackspett (NT, §4) och tjäder (§4). Av dessa är 3 rödlistade. För rödlistade arter har rödlistekategorin angivits inom parentes. För fridlysta arter anges även paragrafen i Artskyddsförordningen som arten är fridlyst enligt.</w:t>
-      </w:r>
-    </w:p>
-    <w:p>
-      <w:r>
-        <w:t>De påträffade naturvårdsarterna är ett tydligt kvitto på att detta rör sig om en skog med höga naturvärden. I Figur 1 visas en karta över det avverkningsanmälda området, där samtliga fyndplatser för naturvårdsarter som finns registrerade på Artportalen har markerats.</w:t>
+        <w:t xml:space="preserve"> I Figur 1 visas fyndplatser för naturvårdsarter i området, som finns registrerade på Artportalen.</w:t>
       </w:r>
     </w:p>
     <w:p>
@@ -50,7 +25,7 @@
       <w:r>
         <w:drawing>
           <wp:inline xmlns:a="http://schemas.openxmlformats.org/drawingml/2006/main" xmlns:pic="http://schemas.openxmlformats.org/drawingml/2006/picture">
-            <wp:extent cx="5486400" cy="4046536"/>
+            <wp:extent cx="5486400" cy="5495827"/>
             <wp:docPr id="1" name="Picture 1"/>
             <wp:cNvGraphicFramePr>
               <a:graphicFrameLocks noChangeAspect="1"/>
@@ -71,7 +46,7 @@
                   <pic:spPr>
                     <a:xfrm>
                       <a:off x="0" y="0"/>
-                      <a:ext cx="5486400" cy="4046536"/>
+                      <a:ext cx="5486400" cy="5495827"/>
                     </a:xfrm>
                     <a:prstGeom prst="rect"/>
                   </pic:spPr>
@@ -85,9 +60,25 @@
     <w:p>
       <w:pPr>
         <w:pStyle w:val="Caption"/>
+        <w:spacing w:after="240"/>
       </w:pPr>
       <w:r>
-        <w:t>Figur 1. Fyndplatser för naturvårdsarter i det avverkningsanmälda området (röd linje). Markörer utan svart kant är placerade på fyndplatsen. Markörer med svart kant är placerade vid sidan av fyndplatsen och har ett svart streck som visar fyndplatsens exakta position. Kartans mittpunktskoordinat är N 6674256, E 480432 i SWEREF 99 TM.</w:t>
+        <w:t>Figur 1. Fyndplatser för naturvårdsarter i avverkningsanmälan (röd linje). Inom parentes anges rödlistekategorier, S för signalarter, Tför typiska arter och fridlysningsparagrafer i artskyddsförordningen.Markörer utan svart kant är placerade på fyndplatsen. Markörer med svart kant är placerade vid sidan av fyndplatsen och har ett svart streck som visar fyndplatsens exakta position. Kartans mittpunktskoordinat är N 6674256, E 480432 i SWEREF 99 TM.</w:t>
+      </w:r>
+    </w:p>
+    <w:p>
+      <w:r>
+        <w:t>Vi begär härmed att Skogsstyrelsen fattar beslut enligt miljöbalken som säkerställer att skogens höga naturvärden bevaras samt att EU-lagstiftning efterlevs och att artskyddsbrott förhindras.</w:t>
+      </w:r>
+    </w:p>
+    <w:p>
+      <w:r>
+        <w:t>Vi önskar även ta del av de ställningstaganden och beslut som myndigheten meddelar till följd av aktuell avverkningsanmälan och föreningens inlaga (se 34 § förvaltningslagen).</w:t>
+      </w:r>
+    </w:p>
+    <w:p>
+      <w:r>
+        <w:t>Nedan beskrivs fynd av naturvårdsarter och fridlysta arter som gjorts i det avverkningsanmälda området. I BILAGA 1 finns artfakta om fridlysta arter.</w:t>
       </w:r>
     </w:p>
     <w:p>
@@ -95,12 +86,30 @@
         <w:pStyle w:val="Heading1"/>
       </w:pPr>
       <w:r>
+        <w:t>Naturvårdsarter</w:t>
+      </w:r>
+    </w:p>
+    <w:p>
+      <w:r>
+        <w:t>I avverkningsanmälan har följande 4 naturvårdsarter hittats: duvhök (NT, §4), tretåig hackspett (NT, T, §4), järpe (T, §4) och tjäder (T, §4). Av dessa är 2 rödlistade. För rödlistade arter har rödlistekategorin angivits inom parentes. Typiska arter inom Natura 2000 som är kopplade till skogsekosystem har markerats med (T). För fridlysta arter anges även paragrafen i Artskyddsförordningen som arten är fridlyst enligt.</w:t>
+      </w:r>
+    </w:p>
+    <w:p>
+      <w:r>
+        <w:t>De påträffade naturvårdsarterna är ett tydligt kvitto på att det rör sig om en skog med höga naturvärden.</w:t>
+      </w:r>
+    </w:p>
+    <w:p>
+      <w:pPr>
+        <w:pStyle w:val="Heading2"/>
+      </w:pPr>
+      <w:r>
         <w:t>Fridlysta arter</w:t>
       </w:r>
     </w:p>
     <w:p>
       <w:r>
-        <w:t>Följande fridlysta arter har sina livsmiljöer och växtplatser i den avverkningsanmälda skogen: duvhök (NT, §4), järpe (NT, §4), tretåig hackspett (NT, §4) och tjäder (§4).</w:t>
+        <w:t>Följande fridlysta arter har sina livsmiljöer och växtplatser i den avverkningsanmälda skogen: duvhök (NT, §4), tretåig hackspett (NT, T, §4), järpe (T, §4) och tjäder (T, §4).</w:t>
       </w:r>
     </w:p>
     <w:p>
@@ -643,7 +652,7 @@
 </file>
 
 <file path=word/endnotes.xml><?xml version="1.0" encoding="utf-8"?>
-<w:endnotes xmlns:wpc="http://schemas.microsoft.com/office/word/2010/wordprocessingCanvas" xmlns:cx="http://schemas.microsoft.com/office/drawing/2014/chartex" xmlns:cx1="http://schemas.microsoft.com/office/drawing/2015/9/8/chartex" xmlns:cx2="http://schemas.microsoft.com/office/drawing/2015/10/21/chartex" xmlns:cx3="http://schemas.microsoft.com/office/drawing/2016/5/9/chartex" xmlns:cx4="http://schemas.microsoft.com/office/drawing/2016/5/10/chartex" xmlns:cx5="http://schemas.microsoft.com/office/drawing/2016/5/11/chartex" xmlns:cx6="http://schemas.microsoft.com/office/drawing/2016/5/12/chartex" xmlns:cx7="http://schemas.microsoft.com/office/drawing/2016/5/13/chartex" xmlns:cx8="http://schemas.microsoft.com/office/drawing/2016/5/14/chartex" xmlns:mc="http://schemas.openxmlformats.org/markup-compatibility/2006" xmlns:aink="http://schemas.microsoft.com/office/drawing/2016/ink" xmlns:am3d="http://schemas.microsoft.com/office/drawing/2017/model3d" xmlns:o="urn:schemas-microsoft-com:office:office" xmlns:oel="http://schemas.microsoft.com/office/2019/extlst" xmlns:r="http://schemas.openxmlformats.org/officeDocument/2006/relationships" xmlns:m="http://schemas.openxmlformats.org/officeDocument/2006/math" xmlns:v="urn:schemas-microsoft-com:vml" xmlns:wp14="http://schemas.microsoft.com/office/word/2010/wordprocessingDrawing" xmlns:wp="http://schemas.openxmlformats.org/drawingml/2006/wordprocessingDrawing" xmlns:w10="urn:schemas-microsoft-com:office:word" xmlns:w="http://schemas.openxmlformats.org/wordprocessingml/2006/main" xmlns:w14="http://schemas.microsoft.com/office/word/2010/wordml" xmlns:w15="http://schemas.microsoft.com/office/word/2012/wordml" xmlns:w16cex="http://schemas.microsoft.com/office/word/2018/wordml/cex" xmlns:w16cid="http://schemas.microsoft.com/office/word/2016/wordml/cid" xmlns:w16="http://schemas.microsoft.com/office/word/2018/wordml" xmlns:w16sdtdh="http://schemas.microsoft.com/office/word/2020/wordml/sdtdatahash" xmlns:w16se="http://schemas.microsoft.com/office/word/2015/wordml/symex" xmlns:wpg="http://schemas.microsoft.com/office/word/2010/wordprocessingGroup" xmlns:wpi="http://schemas.microsoft.com/office/word/2010/wordprocessingInk" xmlns:wne="http://schemas.microsoft.com/office/word/2006/wordml" xmlns:wps="http://schemas.microsoft.com/office/word/2010/wordprocessingShape" mc:Ignorable="w14 w15 w16se w16cid w16 w16cex w16sdtdh wp14">
+<w:endnotes xmlns:wpc="http://schemas.microsoft.com/office/word/2010/wordprocessingCanvas" xmlns:cx="http://schemas.microsoft.com/office/drawing/2014/chartex" xmlns:cx1="http://schemas.microsoft.com/office/drawing/2015/9/8/chartex" xmlns:cx2="http://schemas.microsoft.com/office/drawing/2015/10/21/chartex" xmlns:cx3="http://schemas.microsoft.com/office/drawing/2016/5/9/chartex" xmlns:cx4="http://schemas.microsoft.com/office/drawing/2016/5/10/chartex" xmlns:cx5="http://schemas.microsoft.com/office/drawing/2016/5/11/chartex" xmlns:cx6="http://schemas.microsoft.com/office/drawing/2016/5/12/chartex" xmlns:cx7="http://schemas.microsoft.com/office/drawing/2016/5/13/chartex" xmlns:cx8="http://schemas.microsoft.com/office/drawing/2016/5/14/chartex" xmlns:mc="http://schemas.openxmlformats.org/markup-compatibility/2006" xmlns:aink="http://schemas.microsoft.com/office/drawing/2016/ink" xmlns:am3d="http://schemas.microsoft.com/office/drawing/2017/model3d" xmlns:o="urn:schemas-microsoft-com:office:office" xmlns:oel="http://schemas.microsoft.com/office/2019/extlst" xmlns:r="http://schemas.openxmlformats.org/officeDocument/2006/relationships" xmlns:m="http://schemas.openxmlformats.org/officeDocument/2006/math" xmlns:v="urn:schemas-microsoft-com:vml" xmlns:wp14="http://schemas.microsoft.com/office/word/2010/wordprocessingDrawing" xmlns:wp="http://schemas.openxmlformats.org/drawingml/2006/wordprocessingDrawing" xmlns:w10="urn:schemas-microsoft-com:office:word" xmlns:w="http://schemas.openxmlformats.org/wordprocessingml/2006/main" xmlns:w14="http://schemas.microsoft.com/office/word/2010/wordml" xmlns:w15="http://schemas.microsoft.com/office/word/2012/wordml" xmlns:w16cex="http://schemas.microsoft.com/office/word/2018/wordml/cex" xmlns:w16cid="http://schemas.microsoft.com/office/word/2016/wordml/cid" xmlns:w16="http://schemas.microsoft.com/office/word/2018/wordml" xmlns:w16du="http://schemas.microsoft.com/office/word/2023/wordml/word16du" xmlns:w16sdtdh="http://schemas.microsoft.com/office/word/2020/wordml/sdtdatahash" xmlns:w16sdtfl="http://schemas.microsoft.com/office/word/2024/wordml/sdtformatlock" xmlns:w16se="http://schemas.microsoft.com/office/word/2015/wordml/symex" xmlns:wpg="http://schemas.microsoft.com/office/word/2010/wordprocessingGroup" xmlns:wpi="http://schemas.microsoft.com/office/word/2010/wordprocessingInk" xmlns:wne="http://schemas.microsoft.com/office/word/2006/wordml" xmlns:wps="http://schemas.microsoft.com/office/word/2010/wordprocessingShape" mc:Ignorable="w14 w15 w16se w16cid w16 w16cex w16sdtdh w16sdtfl w16du wp14">
   <w:endnote w:type="separator" w:id="-1">
     <w:p>
       <w:pPr>
@@ -668,7 +677,7 @@
 </file>
 
 <file path=word/footer1.xml><?xml version="1.0" encoding="utf-8"?>
-<w:ftr xmlns:wpc="http://schemas.microsoft.com/office/word/2010/wordprocessingCanvas" xmlns:cx="http://schemas.microsoft.com/office/drawing/2014/chartex" xmlns:cx1="http://schemas.microsoft.com/office/drawing/2015/9/8/chartex" xmlns:cx2="http://schemas.microsoft.com/office/drawing/2015/10/21/chartex" xmlns:cx3="http://schemas.microsoft.com/office/drawing/2016/5/9/chartex" xmlns:cx4="http://schemas.microsoft.com/office/drawing/2016/5/10/chartex" xmlns:cx5="http://schemas.microsoft.com/office/drawing/2016/5/11/chartex" xmlns:cx6="http://schemas.microsoft.com/office/drawing/2016/5/12/chartex" xmlns:cx7="http://schemas.microsoft.com/office/drawing/2016/5/13/chartex" xmlns:cx8="http://schemas.microsoft.com/office/drawing/2016/5/14/chartex" xmlns:mc="http://schemas.openxmlformats.org/markup-compatibility/2006" xmlns:aink="http://schemas.microsoft.com/office/drawing/2016/ink" xmlns:am3d="http://schemas.microsoft.com/office/drawing/2017/model3d" xmlns:o="urn:schemas-microsoft-com:office:office" xmlns:oel="http://schemas.microsoft.com/office/2019/extlst" xmlns:r="http://schemas.openxmlformats.org/officeDocument/2006/relationships" xmlns:m="http://schemas.openxmlformats.org/officeDocument/2006/math" xmlns:v="urn:schemas-microsoft-com:vml" xmlns:wp14="http://schemas.microsoft.com/office/word/2010/wordprocessingDrawing" xmlns:wp="http://schemas.openxmlformats.org/drawingml/2006/wordprocessingDrawing" xmlns:w10="urn:schemas-microsoft-com:office:word" xmlns:w="http://schemas.openxmlformats.org/wordprocessingml/2006/main" xmlns:w14="http://schemas.microsoft.com/office/word/2010/wordml" xmlns:w15="http://schemas.microsoft.com/office/word/2012/wordml" xmlns:w16cex="http://schemas.microsoft.com/office/word/2018/wordml/cex" xmlns:w16cid="http://schemas.microsoft.com/office/word/2016/wordml/cid" xmlns:w16="http://schemas.microsoft.com/office/word/2018/wordml" xmlns:w16sdtdh="http://schemas.microsoft.com/office/word/2020/wordml/sdtdatahash" xmlns:w16se="http://schemas.microsoft.com/office/word/2015/wordml/symex" xmlns:wpg="http://schemas.microsoft.com/office/word/2010/wordprocessingGroup" xmlns:wpi="http://schemas.microsoft.com/office/word/2010/wordprocessingInk" xmlns:wne="http://schemas.microsoft.com/office/word/2006/wordml" xmlns:wps="http://schemas.microsoft.com/office/word/2010/wordprocessingShape" mc:Ignorable="w14 w15 w16se w16cid w16 w16cex w16sdtdh wp14">
+<w:ftr xmlns:wpc="http://schemas.microsoft.com/office/word/2010/wordprocessingCanvas" xmlns:cx="http://schemas.microsoft.com/office/drawing/2014/chartex" xmlns:cx1="http://schemas.microsoft.com/office/drawing/2015/9/8/chartex" xmlns:cx2="http://schemas.microsoft.com/office/drawing/2015/10/21/chartex" xmlns:cx3="http://schemas.microsoft.com/office/drawing/2016/5/9/chartex" xmlns:cx4="http://schemas.microsoft.com/office/drawing/2016/5/10/chartex" xmlns:cx5="http://schemas.microsoft.com/office/drawing/2016/5/11/chartex" xmlns:cx6="http://schemas.microsoft.com/office/drawing/2016/5/12/chartex" xmlns:cx7="http://schemas.microsoft.com/office/drawing/2016/5/13/chartex" xmlns:cx8="http://schemas.microsoft.com/office/drawing/2016/5/14/chartex" xmlns:mc="http://schemas.openxmlformats.org/markup-compatibility/2006" xmlns:aink="http://schemas.microsoft.com/office/drawing/2016/ink" xmlns:am3d="http://schemas.microsoft.com/office/drawing/2017/model3d" xmlns:o="urn:schemas-microsoft-com:office:office" xmlns:oel="http://schemas.microsoft.com/office/2019/extlst" xmlns:r="http://schemas.openxmlformats.org/officeDocument/2006/relationships" xmlns:m="http://schemas.openxmlformats.org/officeDocument/2006/math" xmlns:v="urn:schemas-microsoft-com:vml" xmlns:wp14="http://schemas.microsoft.com/office/word/2010/wordprocessingDrawing" xmlns:wp="http://schemas.openxmlformats.org/drawingml/2006/wordprocessingDrawing" xmlns:w10="urn:schemas-microsoft-com:office:word" xmlns:w="http://schemas.openxmlformats.org/wordprocessingml/2006/main" xmlns:w14="http://schemas.microsoft.com/office/word/2010/wordml" xmlns:w15="http://schemas.microsoft.com/office/word/2012/wordml" xmlns:w16cex="http://schemas.microsoft.com/office/word/2018/wordml/cex" xmlns:w16cid="http://schemas.microsoft.com/office/word/2016/wordml/cid" xmlns:w16="http://schemas.microsoft.com/office/word/2018/wordml" xmlns:w16du="http://schemas.microsoft.com/office/word/2023/wordml/word16du" xmlns:w16sdtdh="http://schemas.microsoft.com/office/word/2020/wordml/sdtdatahash" xmlns:w16sdtfl="http://schemas.microsoft.com/office/word/2024/wordml/sdtformatlock" xmlns:w16se="http://schemas.microsoft.com/office/word/2015/wordml/symex" xmlns:wpg="http://schemas.microsoft.com/office/word/2010/wordprocessingGroup" xmlns:wpi="http://schemas.microsoft.com/office/word/2010/wordprocessingInk" xmlns:wne="http://schemas.microsoft.com/office/word/2006/wordml" xmlns:wps="http://schemas.microsoft.com/office/word/2010/wordprocessingShape" mc:Ignorable="w14 w15 w16se w16cid w16 w16cex w16sdtdh w16sdtfl w16du wp14">
   <w:p>
     <w:pPr>
       <w:pStyle w:val="Footer"/>
@@ -678,7 +687,7 @@
 </file>
 
 <file path=word/footer2.xml><?xml version="1.0" encoding="utf-8"?>
-<w:ftr xmlns:wpc="http://schemas.microsoft.com/office/word/2010/wordprocessingCanvas" xmlns:cx="http://schemas.microsoft.com/office/drawing/2014/chartex" xmlns:cx1="http://schemas.microsoft.com/office/drawing/2015/9/8/chartex" xmlns:cx2="http://schemas.microsoft.com/office/drawing/2015/10/21/chartex" xmlns:cx3="http://schemas.microsoft.com/office/drawing/2016/5/9/chartex" xmlns:cx4="http://schemas.microsoft.com/office/drawing/2016/5/10/chartex" xmlns:cx5="http://schemas.microsoft.com/office/drawing/2016/5/11/chartex" xmlns:cx6="http://schemas.microsoft.com/office/drawing/2016/5/12/chartex" xmlns:cx7="http://schemas.microsoft.com/office/drawing/2016/5/13/chartex" xmlns:cx8="http://schemas.microsoft.com/office/drawing/2016/5/14/chartex" xmlns:mc="http://schemas.openxmlformats.org/markup-compatibility/2006" xmlns:aink="http://schemas.microsoft.com/office/drawing/2016/ink" xmlns:am3d="http://schemas.microsoft.com/office/drawing/2017/model3d" xmlns:o="urn:schemas-microsoft-com:office:office" xmlns:oel="http://schemas.microsoft.com/office/2019/extlst" xmlns:r="http://schemas.openxmlformats.org/officeDocument/2006/relationships" xmlns:m="http://schemas.openxmlformats.org/officeDocument/2006/math" xmlns:v="urn:schemas-microsoft-com:vml" xmlns:wp14="http://schemas.microsoft.com/office/word/2010/wordprocessingDrawing" xmlns:wp="http://schemas.openxmlformats.org/drawingml/2006/wordprocessingDrawing" xmlns:w10="urn:schemas-microsoft-com:office:word" xmlns:w="http://schemas.openxmlformats.org/wordprocessingml/2006/main" xmlns:w14="http://schemas.microsoft.com/office/word/2010/wordml" xmlns:w15="http://schemas.microsoft.com/office/word/2012/wordml" xmlns:w16cex="http://schemas.microsoft.com/office/word/2018/wordml/cex" xmlns:w16cid="http://schemas.microsoft.com/office/word/2016/wordml/cid" xmlns:w16="http://schemas.microsoft.com/office/word/2018/wordml" xmlns:w16sdtdh="http://schemas.microsoft.com/office/word/2020/wordml/sdtdatahash" xmlns:w16se="http://schemas.microsoft.com/office/word/2015/wordml/symex" xmlns:wpg="http://schemas.microsoft.com/office/word/2010/wordprocessingGroup" xmlns:wpi="http://schemas.microsoft.com/office/word/2010/wordprocessingInk" xmlns:wne="http://schemas.microsoft.com/office/word/2006/wordml" xmlns:wps="http://schemas.microsoft.com/office/word/2010/wordprocessingShape" mc:Ignorable="w14 w15 w16se w16cid w16 w16cex w16sdtdh wp14">
+<w:ftr xmlns:wpc="http://schemas.microsoft.com/office/word/2010/wordprocessingCanvas" xmlns:cx="http://schemas.microsoft.com/office/drawing/2014/chartex" xmlns:cx1="http://schemas.microsoft.com/office/drawing/2015/9/8/chartex" xmlns:cx2="http://schemas.microsoft.com/office/drawing/2015/10/21/chartex" xmlns:cx3="http://schemas.microsoft.com/office/drawing/2016/5/9/chartex" xmlns:cx4="http://schemas.microsoft.com/office/drawing/2016/5/10/chartex" xmlns:cx5="http://schemas.microsoft.com/office/drawing/2016/5/11/chartex" xmlns:cx6="http://schemas.microsoft.com/office/drawing/2016/5/12/chartex" xmlns:cx7="http://schemas.microsoft.com/office/drawing/2016/5/13/chartex" xmlns:cx8="http://schemas.microsoft.com/office/drawing/2016/5/14/chartex" xmlns:mc="http://schemas.openxmlformats.org/markup-compatibility/2006" xmlns:aink="http://schemas.microsoft.com/office/drawing/2016/ink" xmlns:am3d="http://schemas.microsoft.com/office/drawing/2017/model3d" xmlns:o="urn:schemas-microsoft-com:office:office" xmlns:oel="http://schemas.microsoft.com/office/2019/extlst" xmlns:r="http://schemas.openxmlformats.org/officeDocument/2006/relationships" xmlns:m="http://schemas.openxmlformats.org/officeDocument/2006/math" xmlns:v="urn:schemas-microsoft-com:vml" xmlns:wp14="http://schemas.microsoft.com/office/word/2010/wordprocessingDrawing" xmlns:wp="http://schemas.openxmlformats.org/drawingml/2006/wordprocessingDrawing" xmlns:w10="urn:schemas-microsoft-com:office:word" xmlns:w="http://schemas.openxmlformats.org/wordprocessingml/2006/main" xmlns:w14="http://schemas.microsoft.com/office/word/2010/wordml" xmlns:w15="http://schemas.microsoft.com/office/word/2012/wordml" xmlns:w16cex="http://schemas.microsoft.com/office/word/2018/wordml/cex" xmlns:w16cid="http://schemas.microsoft.com/office/word/2016/wordml/cid" xmlns:w16="http://schemas.microsoft.com/office/word/2018/wordml" xmlns:w16du="http://schemas.microsoft.com/office/word/2023/wordml/word16du" xmlns:w16sdtdh="http://schemas.microsoft.com/office/word/2020/wordml/sdtdatahash" xmlns:w16sdtfl="http://schemas.microsoft.com/office/word/2024/wordml/sdtformatlock" xmlns:w16se="http://schemas.microsoft.com/office/word/2015/wordml/symex" xmlns:wpg="http://schemas.microsoft.com/office/word/2010/wordprocessingGroup" xmlns:wpi="http://schemas.microsoft.com/office/word/2010/wordprocessingInk" xmlns:wne="http://schemas.microsoft.com/office/word/2006/wordml" xmlns:wps="http://schemas.microsoft.com/office/word/2010/wordprocessingShape" mc:Ignorable="w14 w15 w16se w16cid w16 w16cex w16sdtdh w16sdtfl w16du wp14">
   <w:p>
     <w:pPr>
       <w:pStyle w:val="Footer"/>
@@ -688,7 +697,7 @@
 </file>
 
 <file path=word/footer3.xml><?xml version="1.0" encoding="utf-8"?>
-<w:ftr xmlns:wpc="http://schemas.microsoft.com/office/word/2010/wordprocessingCanvas" xmlns:cx="http://schemas.microsoft.com/office/drawing/2014/chartex" xmlns:cx1="http://schemas.microsoft.com/office/drawing/2015/9/8/chartex" xmlns:cx2="http://schemas.microsoft.com/office/drawing/2015/10/21/chartex" xmlns:cx3="http://schemas.microsoft.com/office/drawing/2016/5/9/chartex" xmlns:cx4="http://schemas.microsoft.com/office/drawing/2016/5/10/chartex" xmlns:cx5="http://schemas.microsoft.com/office/drawing/2016/5/11/chartex" xmlns:cx6="http://schemas.microsoft.com/office/drawing/2016/5/12/chartex" xmlns:cx7="http://schemas.microsoft.com/office/drawing/2016/5/13/chartex" xmlns:cx8="http://schemas.microsoft.com/office/drawing/2016/5/14/chartex" xmlns:mc="http://schemas.openxmlformats.org/markup-compatibility/2006" xmlns:aink="http://schemas.microsoft.com/office/drawing/2016/ink" xmlns:am3d="http://schemas.microsoft.com/office/drawing/2017/model3d" xmlns:o="urn:schemas-microsoft-com:office:office" xmlns:oel="http://schemas.microsoft.com/office/2019/extlst" xmlns:r="http://schemas.openxmlformats.org/officeDocument/2006/relationships" xmlns:m="http://schemas.openxmlformats.org/officeDocument/2006/math" xmlns:v="urn:schemas-microsoft-com:vml" xmlns:wp14="http://schemas.microsoft.com/office/word/2010/wordprocessingDrawing" xmlns:wp="http://schemas.openxmlformats.org/drawingml/2006/wordprocessingDrawing" xmlns:w10="urn:schemas-microsoft-com:office:word" xmlns:w="http://schemas.openxmlformats.org/wordprocessingml/2006/main" xmlns:w14="http://schemas.microsoft.com/office/word/2010/wordml" xmlns:w15="http://schemas.microsoft.com/office/word/2012/wordml" xmlns:w16cex="http://schemas.microsoft.com/office/word/2018/wordml/cex" xmlns:w16cid="http://schemas.microsoft.com/office/word/2016/wordml/cid" xmlns:w16="http://schemas.microsoft.com/office/word/2018/wordml" xmlns:w16sdtdh="http://schemas.microsoft.com/office/word/2020/wordml/sdtdatahash" xmlns:w16se="http://schemas.microsoft.com/office/word/2015/wordml/symex" xmlns:wpg="http://schemas.microsoft.com/office/word/2010/wordprocessingGroup" xmlns:wpi="http://schemas.microsoft.com/office/word/2010/wordprocessingInk" xmlns:wne="http://schemas.microsoft.com/office/word/2006/wordml" xmlns:wps="http://schemas.microsoft.com/office/word/2010/wordprocessingShape" mc:Ignorable="w14 w15 w16se w16cid w16 w16cex w16sdtdh wp14">
+<w:ftr xmlns:wpc="http://schemas.microsoft.com/office/word/2010/wordprocessingCanvas" xmlns:cx="http://schemas.microsoft.com/office/drawing/2014/chartex" xmlns:cx1="http://schemas.microsoft.com/office/drawing/2015/9/8/chartex" xmlns:cx2="http://schemas.microsoft.com/office/drawing/2015/10/21/chartex" xmlns:cx3="http://schemas.microsoft.com/office/drawing/2016/5/9/chartex" xmlns:cx4="http://schemas.microsoft.com/office/drawing/2016/5/10/chartex" xmlns:cx5="http://schemas.microsoft.com/office/drawing/2016/5/11/chartex" xmlns:cx6="http://schemas.microsoft.com/office/drawing/2016/5/12/chartex" xmlns:cx7="http://schemas.microsoft.com/office/drawing/2016/5/13/chartex" xmlns:cx8="http://schemas.microsoft.com/office/drawing/2016/5/14/chartex" xmlns:mc="http://schemas.openxmlformats.org/markup-compatibility/2006" xmlns:aink="http://schemas.microsoft.com/office/drawing/2016/ink" xmlns:am3d="http://schemas.microsoft.com/office/drawing/2017/model3d" xmlns:o="urn:schemas-microsoft-com:office:office" xmlns:oel="http://schemas.microsoft.com/office/2019/extlst" xmlns:r="http://schemas.openxmlformats.org/officeDocument/2006/relationships" xmlns:m="http://schemas.openxmlformats.org/officeDocument/2006/math" xmlns:v="urn:schemas-microsoft-com:vml" xmlns:wp14="http://schemas.microsoft.com/office/word/2010/wordprocessingDrawing" xmlns:wp="http://schemas.openxmlformats.org/drawingml/2006/wordprocessingDrawing" xmlns:w10="urn:schemas-microsoft-com:office:word" xmlns:w="http://schemas.openxmlformats.org/wordprocessingml/2006/main" xmlns:w14="http://schemas.microsoft.com/office/word/2010/wordml" xmlns:w15="http://schemas.microsoft.com/office/word/2012/wordml" xmlns:w16cex="http://schemas.microsoft.com/office/word/2018/wordml/cex" xmlns:w16cid="http://schemas.microsoft.com/office/word/2016/wordml/cid" xmlns:w16="http://schemas.microsoft.com/office/word/2018/wordml" xmlns:w16du="http://schemas.microsoft.com/office/word/2023/wordml/word16du" xmlns:w16sdtdh="http://schemas.microsoft.com/office/word/2020/wordml/sdtdatahash" xmlns:w16sdtfl="http://schemas.microsoft.com/office/word/2024/wordml/sdtformatlock" xmlns:w16se="http://schemas.microsoft.com/office/word/2015/wordml/symex" xmlns:wpg="http://schemas.microsoft.com/office/word/2010/wordprocessingGroup" xmlns:wpi="http://schemas.microsoft.com/office/word/2010/wordprocessingInk" xmlns:wne="http://schemas.microsoft.com/office/word/2006/wordml" xmlns:wps="http://schemas.microsoft.com/office/word/2010/wordprocessingShape" mc:Ignorable="w14 w15 w16se w16cid w16 w16cex w16sdtdh w16sdtfl w16du wp14">
   <w:p>
     <w:pPr>
       <w:pStyle w:val="Footer"/>
@@ -698,7 +707,7 @@
 </file>
 
 <file path=word/footnotes.xml><?xml version="1.0" encoding="utf-8"?>
-<w:footnotes xmlns:wpc="http://schemas.microsoft.com/office/word/2010/wordprocessingCanvas" xmlns:cx="http://schemas.microsoft.com/office/drawing/2014/chartex" xmlns:cx1="http://schemas.microsoft.com/office/drawing/2015/9/8/chartex" xmlns:cx2="http://schemas.microsoft.com/office/drawing/2015/10/21/chartex" xmlns:cx3="http://schemas.microsoft.com/office/drawing/2016/5/9/chartex" xmlns:cx4="http://schemas.microsoft.com/office/drawing/2016/5/10/chartex" xmlns:cx5="http://schemas.microsoft.com/office/drawing/2016/5/11/chartex" xmlns:cx6="http://schemas.microsoft.com/office/drawing/2016/5/12/chartex" xmlns:cx7="http://schemas.microsoft.com/office/drawing/2016/5/13/chartex" xmlns:cx8="http://schemas.microsoft.com/office/drawing/2016/5/14/chartex" xmlns:mc="http://schemas.openxmlformats.org/markup-compatibility/2006" xmlns:aink="http://schemas.microsoft.com/office/drawing/2016/ink" xmlns:am3d="http://schemas.microsoft.com/office/drawing/2017/model3d" xmlns:o="urn:schemas-microsoft-com:office:office" xmlns:oel="http://schemas.microsoft.com/office/2019/extlst" xmlns:r="http://schemas.openxmlformats.org/officeDocument/2006/relationships" xmlns:m="http://schemas.openxmlformats.org/officeDocument/2006/math" xmlns:v="urn:schemas-microsoft-com:vml" xmlns:wp14="http://schemas.microsoft.com/office/word/2010/wordprocessingDrawing" xmlns:wp="http://schemas.openxmlformats.org/drawingml/2006/wordprocessingDrawing" xmlns:w10="urn:schemas-microsoft-com:office:word" xmlns:w="http://schemas.openxmlformats.org/wordprocessingml/2006/main" xmlns:w14="http://schemas.microsoft.com/office/word/2010/wordml" xmlns:w15="http://schemas.microsoft.com/office/word/2012/wordml" xmlns:w16cex="http://schemas.microsoft.com/office/word/2018/wordml/cex" xmlns:w16cid="http://schemas.microsoft.com/office/word/2016/wordml/cid" xmlns:w16="http://schemas.microsoft.com/office/word/2018/wordml" xmlns:w16sdtdh="http://schemas.microsoft.com/office/word/2020/wordml/sdtdatahash" xmlns:w16se="http://schemas.microsoft.com/office/word/2015/wordml/symex" xmlns:wpg="http://schemas.microsoft.com/office/word/2010/wordprocessingGroup" xmlns:wpi="http://schemas.microsoft.com/office/word/2010/wordprocessingInk" xmlns:wne="http://schemas.microsoft.com/office/word/2006/wordml" xmlns:wps="http://schemas.microsoft.com/office/word/2010/wordprocessingShape" mc:Ignorable="w14 w15 w16se w16cid w16 w16cex w16sdtdh wp14">
+<w:footnotes xmlns:wpc="http://schemas.microsoft.com/office/word/2010/wordprocessingCanvas" xmlns:cx="http://schemas.microsoft.com/office/drawing/2014/chartex" xmlns:cx1="http://schemas.microsoft.com/office/drawing/2015/9/8/chartex" xmlns:cx2="http://schemas.microsoft.com/office/drawing/2015/10/21/chartex" xmlns:cx3="http://schemas.microsoft.com/office/drawing/2016/5/9/chartex" xmlns:cx4="http://schemas.microsoft.com/office/drawing/2016/5/10/chartex" xmlns:cx5="http://schemas.microsoft.com/office/drawing/2016/5/11/chartex" xmlns:cx6="http://schemas.microsoft.com/office/drawing/2016/5/12/chartex" xmlns:cx7="http://schemas.microsoft.com/office/drawing/2016/5/13/chartex" xmlns:cx8="http://schemas.microsoft.com/office/drawing/2016/5/14/chartex" xmlns:mc="http://schemas.openxmlformats.org/markup-compatibility/2006" xmlns:aink="http://schemas.microsoft.com/office/drawing/2016/ink" xmlns:am3d="http://schemas.microsoft.com/office/drawing/2017/model3d" xmlns:o="urn:schemas-microsoft-com:office:office" xmlns:oel="http://schemas.microsoft.com/office/2019/extlst" xmlns:r="http://schemas.openxmlformats.org/officeDocument/2006/relationships" xmlns:m="http://schemas.openxmlformats.org/officeDocument/2006/math" xmlns:v="urn:schemas-microsoft-com:vml" xmlns:wp14="http://schemas.microsoft.com/office/word/2010/wordprocessingDrawing" xmlns:wp="http://schemas.openxmlformats.org/drawingml/2006/wordprocessingDrawing" xmlns:w10="urn:schemas-microsoft-com:office:word" xmlns:w="http://schemas.openxmlformats.org/wordprocessingml/2006/main" xmlns:w14="http://schemas.microsoft.com/office/word/2010/wordml" xmlns:w15="http://schemas.microsoft.com/office/word/2012/wordml" xmlns:w16cex="http://schemas.microsoft.com/office/word/2018/wordml/cex" xmlns:w16cid="http://schemas.microsoft.com/office/word/2016/wordml/cid" xmlns:w16="http://schemas.microsoft.com/office/word/2018/wordml" xmlns:w16du="http://schemas.microsoft.com/office/word/2023/wordml/word16du" xmlns:w16sdtdh="http://schemas.microsoft.com/office/word/2020/wordml/sdtdatahash" xmlns:w16sdtfl="http://schemas.microsoft.com/office/word/2024/wordml/sdtformatlock" xmlns:w16se="http://schemas.microsoft.com/office/word/2015/wordml/symex" xmlns:wpg="http://schemas.microsoft.com/office/word/2010/wordprocessingGroup" xmlns:wpi="http://schemas.microsoft.com/office/word/2010/wordprocessingInk" xmlns:wne="http://schemas.microsoft.com/office/word/2006/wordml" xmlns:wps="http://schemas.microsoft.com/office/word/2010/wordprocessingShape" mc:Ignorable="w14 w15 w16se w16cid w16 w16cex w16sdtdh w16sdtfl w16du wp14">
   <w:footnote w:type="separator" w:id="-1">
     <w:p>
       <w:pPr>
@@ -723,7 +732,7 @@
 </file>
 
 <file path=word/header1.xml><?xml version="1.0" encoding="utf-8"?>
-<w:hdr xmlns:wpc="http://schemas.microsoft.com/office/word/2010/wordprocessingCanvas" xmlns:cx="http://schemas.microsoft.com/office/drawing/2014/chartex" xmlns:cx1="http://schemas.microsoft.com/office/drawing/2015/9/8/chartex" xmlns:cx2="http://schemas.microsoft.com/office/drawing/2015/10/21/chartex" xmlns:cx3="http://schemas.microsoft.com/office/drawing/2016/5/9/chartex" xmlns:cx4="http://schemas.microsoft.com/office/drawing/2016/5/10/chartex" xmlns:cx5="http://schemas.microsoft.com/office/drawing/2016/5/11/chartex" xmlns:cx6="http://schemas.microsoft.com/office/drawing/2016/5/12/chartex" xmlns:cx7="http://schemas.microsoft.com/office/drawing/2016/5/13/chartex" xmlns:cx8="http://schemas.microsoft.com/office/drawing/2016/5/14/chartex" xmlns:mc="http://schemas.openxmlformats.org/markup-compatibility/2006" xmlns:aink="http://schemas.microsoft.com/office/drawing/2016/ink" xmlns:am3d="http://schemas.microsoft.com/office/drawing/2017/model3d" xmlns:o="urn:schemas-microsoft-com:office:office" xmlns:oel="http://schemas.microsoft.com/office/2019/extlst" xmlns:r="http://schemas.openxmlformats.org/officeDocument/2006/relationships" xmlns:m="http://schemas.openxmlformats.org/officeDocument/2006/math" xmlns:v="urn:schemas-microsoft-com:vml" xmlns:wp14="http://schemas.microsoft.com/office/word/2010/wordprocessingDrawing" xmlns:wp="http://schemas.openxmlformats.org/drawingml/2006/wordprocessingDrawing" xmlns:w10="urn:schemas-microsoft-com:office:word" xmlns:w="http://schemas.openxmlformats.org/wordprocessingml/2006/main" xmlns:w14="http://schemas.microsoft.com/office/word/2010/wordml" xmlns:w15="http://schemas.microsoft.com/office/word/2012/wordml" xmlns:w16cex="http://schemas.microsoft.com/office/word/2018/wordml/cex" xmlns:w16cid="http://schemas.microsoft.com/office/word/2016/wordml/cid" xmlns:w16="http://schemas.microsoft.com/office/word/2018/wordml" xmlns:w16sdtdh="http://schemas.microsoft.com/office/word/2020/wordml/sdtdatahash" xmlns:w16se="http://schemas.microsoft.com/office/word/2015/wordml/symex" xmlns:wpg="http://schemas.microsoft.com/office/word/2010/wordprocessingGroup" xmlns:wpi="http://schemas.microsoft.com/office/word/2010/wordprocessingInk" xmlns:wne="http://schemas.microsoft.com/office/word/2006/wordml" xmlns:wps="http://schemas.microsoft.com/office/word/2010/wordprocessingShape" mc:Ignorable="w14 w15 w16se w16cid w16 w16cex w16sdtdh wp14">
+<w:hdr xmlns:wpc="http://schemas.microsoft.com/office/word/2010/wordprocessingCanvas" xmlns:cx="http://schemas.microsoft.com/office/drawing/2014/chartex" xmlns:cx1="http://schemas.microsoft.com/office/drawing/2015/9/8/chartex" xmlns:cx2="http://schemas.microsoft.com/office/drawing/2015/10/21/chartex" xmlns:cx3="http://schemas.microsoft.com/office/drawing/2016/5/9/chartex" xmlns:cx4="http://schemas.microsoft.com/office/drawing/2016/5/10/chartex" xmlns:cx5="http://schemas.microsoft.com/office/drawing/2016/5/11/chartex" xmlns:cx6="http://schemas.microsoft.com/office/drawing/2016/5/12/chartex" xmlns:cx7="http://schemas.microsoft.com/office/drawing/2016/5/13/chartex" xmlns:cx8="http://schemas.microsoft.com/office/drawing/2016/5/14/chartex" xmlns:mc="http://schemas.openxmlformats.org/markup-compatibility/2006" xmlns:aink="http://schemas.microsoft.com/office/drawing/2016/ink" xmlns:am3d="http://schemas.microsoft.com/office/drawing/2017/model3d" xmlns:o="urn:schemas-microsoft-com:office:office" xmlns:oel="http://schemas.microsoft.com/office/2019/extlst" xmlns:r="http://schemas.openxmlformats.org/officeDocument/2006/relationships" xmlns:m="http://schemas.openxmlformats.org/officeDocument/2006/math" xmlns:v="urn:schemas-microsoft-com:vml" xmlns:wp14="http://schemas.microsoft.com/office/word/2010/wordprocessingDrawing" xmlns:wp="http://schemas.openxmlformats.org/drawingml/2006/wordprocessingDrawing" xmlns:w10="urn:schemas-microsoft-com:office:word" xmlns:w="http://schemas.openxmlformats.org/wordprocessingml/2006/main" xmlns:w14="http://schemas.microsoft.com/office/word/2010/wordml" xmlns:w15="http://schemas.microsoft.com/office/word/2012/wordml" xmlns:w16cex="http://schemas.microsoft.com/office/word/2018/wordml/cex" xmlns:w16cid="http://schemas.microsoft.com/office/word/2016/wordml/cid" xmlns:w16="http://schemas.microsoft.com/office/word/2018/wordml" xmlns:w16du="http://schemas.microsoft.com/office/word/2023/wordml/word16du" xmlns:w16sdtdh="http://schemas.microsoft.com/office/word/2020/wordml/sdtdatahash" xmlns:w16sdtfl="http://schemas.microsoft.com/office/word/2024/wordml/sdtformatlock" xmlns:w16se="http://schemas.microsoft.com/office/word/2015/wordml/symex" xmlns:wpg="http://schemas.microsoft.com/office/word/2010/wordprocessingGroup" xmlns:wpi="http://schemas.microsoft.com/office/word/2010/wordprocessingInk" xmlns:wne="http://schemas.microsoft.com/office/word/2006/wordml" xmlns:wps="http://schemas.microsoft.com/office/word/2010/wordprocessingShape" mc:Ignorable="w14 w15 w16se w16cid w16 w16cex w16sdtdh w16sdtfl w16du wp14">
   <w:p>
     <w:pPr>
       <w:pStyle w:val="Header"/>
@@ -733,7 +742,7 @@
 </file>
 
 <file path=word/header2.xml><?xml version="1.0" encoding="utf-8"?>
-<w:hdr xmlns:wpc="http://schemas.microsoft.com/office/word/2010/wordprocessingCanvas" xmlns:cx="http://schemas.microsoft.com/office/drawing/2014/chartex" xmlns:cx1="http://schemas.microsoft.com/office/drawing/2015/9/8/chartex" xmlns:cx2="http://schemas.microsoft.com/office/drawing/2015/10/21/chartex" xmlns:cx3="http://schemas.microsoft.com/office/drawing/2016/5/9/chartex" xmlns:cx4="http://schemas.microsoft.com/office/drawing/2016/5/10/chartex" xmlns:cx5="http://schemas.microsoft.com/office/drawing/2016/5/11/chartex" xmlns:cx6="http://schemas.microsoft.com/office/drawing/2016/5/12/chartex" xmlns:cx7="http://schemas.microsoft.com/office/drawing/2016/5/13/chartex" xmlns:cx8="http://schemas.microsoft.com/office/drawing/2016/5/14/chartex" xmlns:mc="http://schemas.openxmlformats.org/markup-compatibility/2006" xmlns:aink="http://schemas.microsoft.com/office/drawing/2016/ink" xmlns:am3d="http://schemas.microsoft.com/office/drawing/2017/model3d" xmlns:o="urn:schemas-microsoft-com:office:office" xmlns:oel="http://schemas.microsoft.com/office/2019/extlst" xmlns:r="http://schemas.openxmlformats.org/officeDocument/2006/relationships" xmlns:m="http://schemas.openxmlformats.org/officeDocument/2006/math" xmlns:v="urn:schemas-microsoft-com:vml" xmlns:wp14="http://schemas.microsoft.com/office/word/2010/wordprocessingDrawing" xmlns:wp="http://schemas.openxmlformats.org/drawingml/2006/wordprocessingDrawing" xmlns:w10="urn:schemas-microsoft-com:office:word" xmlns:w="http://schemas.openxmlformats.org/wordprocessingml/2006/main" xmlns:w14="http://schemas.microsoft.com/office/word/2010/wordml" xmlns:w15="http://schemas.microsoft.com/office/word/2012/wordml" xmlns:w16cex="http://schemas.microsoft.com/office/word/2018/wordml/cex" xmlns:w16cid="http://schemas.microsoft.com/office/word/2016/wordml/cid" xmlns:w16="http://schemas.microsoft.com/office/word/2018/wordml" xmlns:w16sdtdh="http://schemas.microsoft.com/office/word/2020/wordml/sdtdatahash" xmlns:w16se="http://schemas.microsoft.com/office/word/2015/wordml/symex" xmlns:wpg="http://schemas.microsoft.com/office/word/2010/wordprocessingGroup" xmlns:wpi="http://schemas.microsoft.com/office/word/2010/wordprocessingInk" xmlns:wne="http://schemas.microsoft.com/office/word/2006/wordml" xmlns:wps="http://schemas.microsoft.com/office/word/2010/wordprocessingShape" mc:Ignorable="w14 w15 w16se w16cid w16 w16cex w16sdtdh wp14">
+<w:hdr xmlns:wpc="http://schemas.microsoft.com/office/word/2010/wordprocessingCanvas" xmlns:cx="http://schemas.microsoft.com/office/drawing/2014/chartex" xmlns:cx1="http://schemas.microsoft.com/office/drawing/2015/9/8/chartex" xmlns:cx2="http://schemas.microsoft.com/office/drawing/2015/10/21/chartex" xmlns:cx3="http://schemas.microsoft.com/office/drawing/2016/5/9/chartex" xmlns:cx4="http://schemas.microsoft.com/office/drawing/2016/5/10/chartex" xmlns:cx5="http://schemas.microsoft.com/office/drawing/2016/5/11/chartex" xmlns:cx6="http://schemas.microsoft.com/office/drawing/2016/5/12/chartex" xmlns:cx7="http://schemas.microsoft.com/office/drawing/2016/5/13/chartex" xmlns:cx8="http://schemas.microsoft.com/office/drawing/2016/5/14/chartex" xmlns:mc="http://schemas.openxmlformats.org/markup-compatibility/2006" xmlns:aink="http://schemas.microsoft.com/office/drawing/2016/ink" xmlns:am3d="http://schemas.microsoft.com/office/drawing/2017/model3d" xmlns:o="urn:schemas-microsoft-com:office:office" xmlns:oel="http://schemas.microsoft.com/office/2019/extlst" xmlns:r="http://schemas.openxmlformats.org/officeDocument/2006/relationships" xmlns:m="http://schemas.openxmlformats.org/officeDocument/2006/math" xmlns:v="urn:schemas-microsoft-com:vml" xmlns:wp14="http://schemas.microsoft.com/office/word/2010/wordprocessingDrawing" xmlns:wp="http://schemas.openxmlformats.org/drawingml/2006/wordprocessingDrawing" xmlns:w10="urn:schemas-microsoft-com:office:word" xmlns:w="http://schemas.openxmlformats.org/wordprocessingml/2006/main" xmlns:w14="http://schemas.microsoft.com/office/word/2010/wordml" xmlns:w15="http://schemas.microsoft.com/office/word/2012/wordml" xmlns:w16cex="http://schemas.microsoft.com/office/word/2018/wordml/cex" xmlns:w16cid="http://schemas.microsoft.com/office/word/2016/wordml/cid" xmlns:w16="http://schemas.microsoft.com/office/word/2018/wordml" xmlns:w16du="http://schemas.microsoft.com/office/word/2023/wordml/word16du" xmlns:w16sdtdh="http://schemas.microsoft.com/office/word/2020/wordml/sdtdatahash" xmlns:w16sdtfl="http://schemas.microsoft.com/office/word/2024/wordml/sdtformatlock" xmlns:w16se="http://schemas.microsoft.com/office/word/2015/wordml/symex" xmlns:wpg="http://schemas.microsoft.com/office/word/2010/wordprocessingGroup" xmlns:wpi="http://schemas.microsoft.com/office/word/2010/wordprocessingInk" xmlns:wne="http://schemas.microsoft.com/office/word/2006/wordml" xmlns:wps="http://schemas.microsoft.com/office/word/2010/wordprocessingShape" mc:Ignorable="w14 w15 w16se w16cid w16 w16cex w16sdtdh w16sdtfl w16du wp14">
   <w:p>
     <w:pPr>
       <w:pStyle w:val="Header"/>
@@ -744,7 +753,7 @@
 </file>
 
 <file path=word/header3.xml><?xml version="1.0" encoding="utf-8"?>
-<w:hdr xmlns:wpc="http://schemas.microsoft.com/office/word/2010/wordprocessingCanvas" xmlns:cx="http://schemas.microsoft.com/office/drawing/2014/chartex" xmlns:cx1="http://schemas.microsoft.com/office/drawing/2015/9/8/chartex" xmlns:cx2="http://schemas.microsoft.com/office/drawing/2015/10/21/chartex" xmlns:cx3="http://schemas.microsoft.com/office/drawing/2016/5/9/chartex" xmlns:cx4="http://schemas.microsoft.com/office/drawing/2016/5/10/chartex" xmlns:cx5="http://schemas.microsoft.com/office/drawing/2016/5/11/chartex" xmlns:cx6="http://schemas.microsoft.com/office/drawing/2016/5/12/chartex" xmlns:cx7="http://schemas.microsoft.com/office/drawing/2016/5/13/chartex" xmlns:cx8="http://schemas.microsoft.com/office/drawing/2016/5/14/chartex" xmlns:mc="http://schemas.openxmlformats.org/markup-compatibility/2006" xmlns:aink="http://schemas.microsoft.com/office/drawing/2016/ink" xmlns:am3d="http://schemas.microsoft.com/office/drawing/2017/model3d" xmlns:o="urn:schemas-microsoft-com:office:office" xmlns:oel="http://schemas.microsoft.com/office/2019/extlst" xmlns:r="http://schemas.openxmlformats.org/officeDocument/2006/relationships" xmlns:m="http://schemas.openxmlformats.org/officeDocument/2006/math" xmlns:v="urn:schemas-microsoft-com:vml" xmlns:wp14="http://schemas.microsoft.com/office/word/2010/wordprocessingDrawing" xmlns:wp="http://schemas.openxmlformats.org/drawingml/2006/wordprocessingDrawing" xmlns:w10="urn:schemas-microsoft-com:office:word" xmlns:w="http://schemas.openxmlformats.org/wordprocessingml/2006/main" xmlns:w14="http://schemas.microsoft.com/office/word/2010/wordml" xmlns:w15="http://schemas.microsoft.com/office/word/2012/wordml" xmlns:w16cex="http://schemas.microsoft.com/office/word/2018/wordml/cex" xmlns:w16cid="http://schemas.microsoft.com/office/word/2016/wordml/cid" xmlns:w16="http://schemas.microsoft.com/office/word/2018/wordml" xmlns:w16sdtdh="http://schemas.microsoft.com/office/word/2020/wordml/sdtdatahash" xmlns:w16se="http://schemas.microsoft.com/office/word/2015/wordml/symex" xmlns:wpg="http://schemas.microsoft.com/office/word/2010/wordprocessingGroup" xmlns:wpi="http://schemas.microsoft.com/office/word/2010/wordprocessingInk" xmlns:wne="http://schemas.microsoft.com/office/word/2006/wordml" xmlns:wps="http://schemas.microsoft.com/office/word/2010/wordprocessingShape" mc:Ignorable="w14 w15 w16se w16cid w16 w16cex w16sdtdh wp14">
+<w:hdr xmlns:wpc="http://schemas.microsoft.com/office/word/2010/wordprocessingCanvas" xmlns:cx="http://schemas.microsoft.com/office/drawing/2014/chartex" xmlns:cx1="http://schemas.microsoft.com/office/drawing/2015/9/8/chartex" xmlns:cx2="http://schemas.microsoft.com/office/drawing/2015/10/21/chartex" xmlns:cx3="http://schemas.microsoft.com/office/drawing/2016/5/9/chartex" xmlns:cx4="http://schemas.microsoft.com/office/drawing/2016/5/10/chartex" xmlns:cx5="http://schemas.microsoft.com/office/drawing/2016/5/11/chartex" xmlns:cx6="http://schemas.microsoft.com/office/drawing/2016/5/12/chartex" xmlns:cx7="http://schemas.microsoft.com/office/drawing/2016/5/13/chartex" xmlns:cx8="http://schemas.microsoft.com/office/drawing/2016/5/14/chartex" xmlns:mc="http://schemas.openxmlformats.org/markup-compatibility/2006" xmlns:aink="http://schemas.microsoft.com/office/drawing/2016/ink" xmlns:am3d="http://schemas.microsoft.com/office/drawing/2017/model3d" xmlns:o="urn:schemas-microsoft-com:office:office" xmlns:oel="http://schemas.microsoft.com/office/2019/extlst" xmlns:r="http://schemas.openxmlformats.org/officeDocument/2006/relationships" xmlns:m="http://schemas.openxmlformats.org/officeDocument/2006/math" xmlns:v="urn:schemas-microsoft-com:vml" xmlns:wp14="http://schemas.microsoft.com/office/word/2010/wordprocessingDrawing" xmlns:wp="http://schemas.openxmlformats.org/drawingml/2006/wordprocessingDrawing" xmlns:w10="urn:schemas-microsoft-com:office:word" xmlns:w="http://schemas.openxmlformats.org/wordprocessingml/2006/main" xmlns:w14="http://schemas.microsoft.com/office/word/2010/wordml" xmlns:w15="http://schemas.microsoft.com/office/word/2012/wordml" xmlns:w16cex="http://schemas.microsoft.com/office/word/2018/wordml/cex" xmlns:w16cid="http://schemas.microsoft.com/office/word/2016/wordml/cid" xmlns:w16="http://schemas.microsoft.com/office/word/2018/wordml" xmlns:w16du="http://schemas.microsoft.com/office/word/2023/wordml/word16du" xmlns:w16sdtdh="http://schemas.microsoft.com/office/word/2020/wordml/sdtdatahash" xmlns:w16sdtfl="http://schemas.microsoft.com/office/word/2024/wordml/sdtformatlock" xmlns:w16se="http://schemas.microsoft.com/office/word/2015/wordml/symex" xmlns:wpg="http://schemas.microsoft.com/office/word/2010/wordprocessingGroup" xmlns:wpi="http://schemas.microsoft.com/office/word/2010/wordprocessingInk" xmlns:wne="http://schemas.microsoft.com/office/word/2006/wordml" xmlns:wps="http://schemas.microsoft.com/office/word/2010/wordprocessingShape" mc:Ignorable="w14 w15 w16se w16cid w16 w16cex w16sdtdh w16sdtfl w16du wp14">
   <w:p>
     <w:pPr>
       <w:pStyle w:val="Header"/>
@@ -753,7 +762,7 @@
     <w:r>
       <w:tab/>
       <w:tab/>
-      <w:t>2026-06-17</w:t>
+      <w:t>2026-06-18</w:t>
       <w:br/>
       <w:br/>
     </w:r>
@@ -766,7 +775,7 @@
 </file>
 
 <file path=word/numbering.xml><?xml version="1.0" encoding="utf-8"?>
-<w:numbering xmlns:wpc="http://schemas.microsoft.com/office/word/2010/wordprocessingCanvas" xmlns:cx="http://schemas.microsoft.com/office/drawing/2014/chartex" xmlns:cx1="http://schemas.microsoft.com/office/drawing/2015/9/8/chartex" xmlns:cx2="http://schemas.microsoft.com/office/drawing/2015/10/21/chartex" xmlns:cx3="http://schemas.microsoft.com/office/drawing/2016/5/9/chartex" xmlns:cx4="http://schemas.microsoft.com/office/drawing/2016/5/10/chartex" xmlns:cx5="http://schemas.microsoft.com/office/drawing/2016/5/11/chartex" xmlns:cx6="http://schemas.microsoft.com/office/drawing/2016/5/12/chartex" xmlns:cx7="http://schemas.microsoft.com/office/drawing/2016/5/13/chartex" xmlns:cx8="http://schemas.microsoft.com/office/drawing/2016/5/14/chartex" xmlns:mc="http://schemas.openxmlformats.org/markup-compatibility/2006" xmlns:aink="http://schemas.microsoft.com/office/drawing/2016/ink" xmlns:am3d="http://schemas.microsoft.com/office/drawing/2017/model3d" xmlns:o="urn:schemas-microsoft-com:office:office" xmlns:oel="http://schemas.microsoft.com/office/2019/extlst" xmlns:r="http://schemas.openxmlformats.org/officeDocument/2006/relationships" xmlns:m="http://schemas.openxmlformats.org/officeDocument/2006/math" xmlns:v="urn:schemas-microsoft-com:vml" xmlns:wp14="http://schemas.microsoft.com/office/word/2010/wordprocessingDrawing" xmlns:wp="http://schemas.openxmlformats.org/drawingml/2006/wordprocessingDrawing" xmlns:w10="urn:schemas-microsoft-com:office:word" xmlns:w="http://schemas.openxmlformats.org/wordprocessingml/2006/main" xmlns:w14="http://schemas.microsoft.com/office/word/2010/wordml" xmlns:w15="http://schemas.microsoft.com/office/word/2012/wordml" xmlns:w16cex="http://schemas.microsoft.com/office/word/2018/wordml/cex" xmlns:w16cid="http://schemas.microsoft.com/office/word/2016/wordml/cid" xmlns:w16="http://schemas.microsoft.com/office/word/2018/wordml" xmlns:w16sdtdh="http://schemas.microsoft.com/office/word/2020/wordml/sdtdatahash" xmlns:w16se="http://schemas.microsoft.com/office/word/2015/wordml/symex" xmlns:wpg="http://schemas.microsoft.com/office/word/2010/wordprocessingGroup" xmlns:wpi="http://schemas.microsoft.com/office/word/2010/wordprocessingInk" xmlns:wne="http://schemas.microsoft.com/office/word/2006/wordml" xmlns:wps="http://schemas.microsoft.com/office/word/2010/wordprocessingShape" mc:Ignorable="w14 w15 w16se w16cid w16 w16cex w16sdtdh wp14">
+<w:numbering xmlns:wpc="http://schemas.microsoft.com/office/word/2010/wordprocessingCanvas" xmlns:cx="http://schemas.microsoft.com/office/drawing/2014/chartex" xmlns:cx1="http://schemas.microsoft.com/office/drawing/2015/9/8/chartex" xmlns:cx2="http://schemas.microsoft.com/office/drawing/2015/10/21/chartex" xmlns:cx3="http://schemas.microsoft.com/office/drawing/2016/5/9/chartex" xmlns:cx4="http://schemas.microsoft.com/office/drawing/2016/5/10/chartex" xmlns:cx5="http://schemas.microsoft.com/office/drawing/2016/5/11/chartex" xmlns:cx6="http://schemas.microsoft.com/office/drawing/2016/5/12/chartex" xmlns:cx7="http://schemas.microsoft.com/office/drawing/2016/5/13/chartex" xmlns:cx8="http://schemas.microsoft.com/office/drawing/2016/5/14/chartex" xmlns:mc="http://schemas.openxmlformats.org/markup-compatibility/2006" xmlns:aink="http://schemas.microsoft.com/office/drawing/2016/ink" xmlns:am3d="http://schemas.microsoft.com/office/drawing/2017/model3d" xmlns:o="urn:schemas-microsoft-com:office:office" xmlns:oel="http://schemas.microsoft.com/office/2019/extlst" xmlns:r="http://schemas.openxmlformats.org/officeDocument/2006/relationships" xmlns:m="http://schemas.openxmlformats.org/officeDocument/2006/math" xmlns:v="urn:schemas-microsoft-com:vml" xmlns:wp14="http://schemas.microsoft.com/office/word/2010/wordprocessingDrawing" xmlns:wp="http://schemas.openxmlformats.org/drawingml/2006/wordprocessingDrawing" xmlns:w10="urn:schemas-microsoft-com:office:word" xmlns:w="http://schemas.openxmlformats.org/wordprocessingml/2006/main" xmlns:w14="http://schemas.microsoft.com/office/word/2010/wordml" xmlns:w15="http://schemas.microsoft.com/office/word/2012/wordml" xmlns:w16cex="http://schemas.microsoft.com/office/word/2018/wordml/cex" xmlns:w16cid="http://schemas.microsoft.com/office/word/2016/wordml/cid" xmlns:w16="http://schemas.microsoft.com/office/word/2018/wordml" xmlns:w16du="http://schemas.microsoft.com/office/word/2023/wordml/word16du" xmlns:w16sdtdh="http://schemas.microsoft.com/office/word/2020/wordml/sdtdatahash" xmlns:w16sdtfl="http://schemas.microsoft.com/office/word/2024/wordml/sdtformatlock" xmlns:w16se="http://schemas.microsoft.com/office/word/2015/wordml/symex" xmlns:wpg="http://schemas.microsoft.com/office/word/2010/wordprocessingGroup" xmlns:wpi="http://schemas.microsoft.com/office/word/2010/wordprocessingInk" xmlns:wne="http://schemas.microsoft.com/office/word/2006/wordml" xmlns:wps="http://schemas.microsoft.com/office/word/2010/wordprocessingShape" mc:Ignorable="w14 w15 w16se w16cid w16 w16cex w16sdtdh w16sdtfl w16du wp14">
   <w:abstractNum w:abstractNumId="0" w15:restartNumberingAfterBreak="0">
     <w:nsid w:val="FFFFFF7C"/>
     <w:multiLevelType w:val="singleLevel"/>
@@ -969,7 +978,7 @@
 </file>
 
 <file path=word/styles.xml><?xml version="1.0" encoding="utf-8"?>
-<w:styles xmlns:mc="http://schemas.openxmlformats.org/markup-compatibility/2006" xmlns:r="http://schemas.openxmlformats.org/officeDocument/2006/relationships" xmlns:w="http://schemas.openxmlformats.org/wordprocessingml/2006/main" xmlns:w14="http://schemas.microsoft.com/office/word/2010/wordml" xmlns:w15="http://schemas.microsoft.com/office/word/2012/wordml" xmlns:w16cex="http://schemas.microsoft.com/office/word/2018/wordml/cex" xmlns:w16cid="http://schemas.microsoft.com/office/word/2016/wordml/cid" xmlns:w16="http://schemas.microsoft.com/office/word/2018/wordml" xmlns:w16sdtdh="http://schemas.microsoft.com/office/word/2020/wordml/sdtdatahash" xmlns:w16se="http://schemas.microsoft.com/office/word/2015/wordml/symex" mc:Ignorable="w14 w15 w16se w16cid w16 w16cex w16sdtdh">
+<w:styles xmlns:mc="http://schemas.openxmlformats.org/markup-compatibility/2006" xmlns:r="http://schemas.openxmlformats.org/officeDocument/2006/relationships" xmlns:w="http://schemas.openxmlformats.org/wordprocessingml/2006/main" xmlns:w14="http://schemas.microsoft.com/office/word/2010/wordml" xmlns:w15="http://schemas.microsoft.com/office/word/2012/wordml" xmlns:w16cex="http://schemas.microsoft.com/office/word/2018/wordml/cex" xmlns:w16cid="http://schemas.microsoft.com/office/word/2016/wordml/cid" xmlns:w16="http://schemas.microsoft.com/office/word/2018/wordml" xmlns:w16du="http://schemas.microsoft.com/office/word/2023/wordml/word16du" xmlns:w16sdtdh="http://schemas.microsoft.com/office/word/2020/wordml/sdtdatahash" xmlns:w16sdtfl="http://schemas.microsoft.com/office/word/2024/wordml/sdtformatlock" xmlns:w16se="http://schemas.microsoft.com/office/word/2015/wordml/symex" mc:Ignorable="w14 w15 w16se w16cid w16 w16cex w16sdtdh w16sdtfl w16du">
   <w:docDefaults>
     <w:rPrDefault>
       <w:rPr>
@@ -1727,7 +1736,7 @@
     <w:link w:val="TitleChar"/>
     <w:uiPriority w:val="10"/>
     <w:qFormat/>
-    <w:rsid w:val="007106C8"/>
+    <w:rsid w:val="00E854FA"/>
     <w:pPr>
       <w:spacing w:after="300" w:line="240" w:lineRule="auto"/>
       <w:contextualSpacing/>
@@ -1737,7 +1746,7 @@
       <w:rFonts w:eastAsiaTheme="majorEastAsia" w:cstheme="majorBidi"/>
       <w:spacing w:val="5"/>
       <w:kern w:val="28"/>
-      <w:sz w:val="52"/>
+      <w:sz w:val="40"/>
       <w:szCs w:val="52"/>
       <w:lang w:val="sv-SE" w:eastAsia="en-US" w:bidi="ar-SA"/>
     </w:rPr>
@@ -1747,12 +1756,12 @@
     <w:basedOn w:val="DefaultParagraphFont"/>
     <w:link w:val="Title"/>
     <w:uiPriority w:val="10"/>
-    <w:rsid w:val="007106C8"/>
+    <w:rsid w:val="00E854FA"/>
     <w:rPr>
       <w:rFonts w:ascii="Times New Roman" w:eastAsiaTheme="majorEastAsia" w:hAnsi="Times New Roman" w:cstheme="majorBidi"/>
       <w:spacing w:val="5"/>
       <w:kern w:val="28"/>
-      <w:sz w:val="52"/>
+      <w:sz w:val="40"/>
       <w:szCs w:val="52"/>
       <w:lang w:val="sv-SE" w:eastAsia="en-US" w:bidi="ar-SA"/>
     </w:rPr>

--- a/tillsyn/A 47044-2025 tillsynsbegäran.docx
+++ b/tillsyn/A 47044-2025 tillsynsbegäran.docx
@@ -762,7 +762,7 @@
     <w:r>
       <w:tab/>
       <w:tab/>
-      <w:t>2026-06-18</w:t>
+      <w:t>2026-06-19</w:t>
       <w:br/>
       <w:br/>
     </w:r>

--- a/tillsyn/A 47044-2025 tillsynsbegäran.docx
+++ b/tillsyn/A 47044-2025 tillsynsbegäran.docx
@@ -762,7 +762,7 @@
     <w:r>
       <w:tab/>
       <w:tab/>
-      <w:t>2026-06-19</w:t>
+      <w:t>2026-06-20</w:t>
       <w:br/>
       <w:br/>
     </w:r>

--- a/tillsyn/A 47044-2025 tillsynsbegäran.docx
+++ b/tillsyn/A 47044-2025 tillsynsbegäran.docx
@@ -12,10 +12,7 @@
     </w:p>
     <w:p>
       <w:r>
-        <w:t>Detta dokument behandlar höga naturvärden i avverkningsanmälan A 47044-2025 i Ludvika kommun som inkom 2025-09-29 och omfattar 2,7 ha.</w:t>
-      </w:r>
-      <w:r>
-        <w:t xml:space="preserve"> I Figur 1 visas fyndplatser för naturvårdsarter i området, som finns registrerade på Artportalen.</w:t>
+        <w:t>Denna tillsynsbegäran behandlar höga naturvärden i avverkningsanmälan A 47044-2025 i Ludvika kommun som inkom 2025-09-29 och omfattar 2,7 ha.</w:t>
       </w:r>
     </w:p>
     <w:p>
@@ -63,7 +60,20 @@
         <w:spacing w:after="240"/>
       </w:pPr>
       <w:r>
-        <w:t>Figur 1. Fyndplatser för naturvårdsarter i avverkningsanmälan (röd linje). Inom parentes anges rödlistekategorier, S för signalarter, Tför typiska arter och fridlysningsparagrafer i artskyddsförordningen.Markörer utan svart kant är placerade på fyndplatsen. Markörer med svart kant är placerade vid sidan av fyndplatsen och har ett svart streck som visar fyndplatsens exakta position. Kartans mittpunktskoordinat är N 6674256, E 480432 i SWEREF 99 TM.</w:t>
+        <w:t>Figur 1. Fyndplatser för naturvårdsarter i avverkningsanmälan. Markörer utan svart kant är placerade på fyndplatsen. Markörer med svart kant är placerade vid sidan av fyndplatsen har ett svart streck som visar fyndplatsens exakta position. Kartans mittpunktskoordinat är N 6674256, E 480432 i SWEREF 99 TM.</w:t>
+      </w:r>
+    </w:p>
+    <w:p>
+      <w:r>
+        <w:t>I avverkningsanmälan finns fynd av 4 naturvårdsarter, varav 2 är rödlistade, 4 är fridlysta och 3 är typiska (T): duvhök (NT, §4), tretåig hackspett (NT, T, §4), järpe (T, §4) och tjäder (T, §4). Se Figur 1.</w:t>
+      </w:r>
+    </w:p>
+    <w:p>
+      <w:pPr>
+        <w:pStyle w:val="Heading1"/>
+      </w:pPr>
+      <w:r>
+        <w:t>Tillsynsbegäran</w:t>
       </w:r>
     </w:p>
     <w:p>
@@ -77,53 +87,16 @@
       </w:r>
     </w:p>
     <w:p>
-      <w:r>
-        <w:t>Nedan beskrivs fynd av naturvårdsarter och fridlysta arter som gjorts i det avverkningsanmälda området. I BILAGA 1 finns artfakta om fridlysta arter.</w:t>
-      </w:r>
-    </w:p>
-    <w:p>
       <w:pPr>
         <w:pStyle w:val="Heading1"/>
       </w:pPr>
       <w:r>
-        <w:t>Naturvårdsarter</w:t>
+        <w:t>Naturvårdsarter och fridlysta arter</w:t>
       </w:r>
     </w:p>
     <w:p>
       <w:r>
-        <w:t>I avverkningsanmälan har följande 4 naturvårdsarter hittats: duvhök (NT, §4), tretåig hackspett (NT, T, §4), järpe (T, §4) och tjäder (T, §4). Av dessa är 2 rödlistade. För rödlistade arter har rödlistekategorin angivits inom parentes. Typiska arter inom Natura 2000 som är kopplade till skogsekosystem har markerats med (T). För fridlysta arter anges även paragrafen i Artskyddsförordningen som arten är fridlyst enligt.</w:t>
-      </w:r>
-    </w:p>
-    <w:p>
-      <w:r>
-        <w:t>De påträffade naturvårdsarterna är ett tydligt kvitto på att det rör sig om en skog med höga naturvärden.</w:t>
-      </w:r>
-    </w:p>
-    <w:p>
-      <w:pPr>
-        <w:pStyle w:val="Heading2"/>
-      </w:pPr>
-      <w:r>
-        <w:t>Fridlysta arter</w:t>
-      </w:r>
-    </w:p>
-    <w:p>
-      <w:r>
-        <w:t>Följande fridlysta arter har sina livsmiljöer och växtplatser i den avverkningsanmälda skogen: duvhök (NT, §4), tretåig hackspett (NT, T, §4), järpe (T, §4) och tjäder (T, §4).</w:t>
-      </w:r>
-    </w:p>
-    <w:p>
-      <w:r>
-        <w:t xml:space="preserve">Observera att medlemsländerna är skyldiga att agera i enlighet med EU:s fågeldirektiv där det uttryckligen står att direktivet gäller för fåglar samt för deras ägg, bon och </w:t>
-      </w:r>
-      <w:r>
-        <w:rPr>
-          <w:b/>
-        </w:rPr>
-        <w:t xml:space="preserve">livsmiljöer </w:t>
-      </w:r>
-      <w:r>
-        <w:t>(artikel 1). Vidare att de åtgärder som vidtas inte får leda till en försämring av den nuvarande situationen beträffande bevarandet av de fågelarter som avses i artikel 1 (artikel 13). Fågeldirektivet är styrande för tillsynsansvariga myndigheters ärendehantering, ställningstaganden och beslutsfattande.</w:t>
+        <w:t>Nedan följer beskrivningar av de naturvårdsarter och fridlysta arter som har sina livsmiljöer och växtplatser i den avverkningsanmälda skogen. Se även ytterligare artfakta i BILAGA 1. De påträffade naturvårdsarterna är ett tydligt kvitto på att det rör sig om en skog med höga naturvärden.</w:t>
       </w:r>
     </w:p>
     <w:p>
@@ -135,6 +108,35 @@
       </w:r>
       <w:r>
         <w:t>, som är rödlistad som nära hotad, har minskat med 15 (0–30) % under de senaste 18 åren och minskningstakten för den svenska populationen bedöms vara nära gränsvärdet för sårbar (VU). Arten är starkt bunden till skogsmark och jagar helst inne i äldre skog. Den missgynnas av stora hyggen och täta planteringar. De gamla fåglarna är i huvudsak stationära i sina revir och boet läggs inne i tät, oftast äldre skog. Kantzoner mot öppen mark undviks och duvhöken, som är beroende av insynsskyddade boplatser, är därför känsligare för slutavverkning än flera andra rovfåglar. Friställande av boträd eller avverkning så att boplatsen blir exponerad mot öppen mark, medför att platsen överges. Eftersom duvhöken helst häckar i gammal skog, är dess häckningsplatser i princip alltid mer eller mindre hotade av skogsbruk och avverkningar (SLU Artdatabanken, 2026; Skogsstyrelsen 2016).</w:t>
+      </w:r>
+    </w:p>
+    <w:p>
+      <w:r>
+        <w:rPr>
+          <w:b/>
+        </w:rPr>
+        <w:t>Tretåig hackspett (NT, §4)</w:t>
+      </w:r>
+      <w:r>
+        <w:t xml:space="preserve"> är rödlistad som nära hotad och ingår i bilaga 1 i EU:s fågeldirektiv. Tretåig hackspett är för sin överlevnad beroende av kontinuerlig tillförsel av äldre döende och död ved, som sker genom naturliga självgallringsprocesser i äldre grannaturskogar och barrblandade naturskogar. Om en skog genom skogsbruk gallras eller glesas ur så upphör och uteblir i stort sett den naturliga självgallringsprocessen för mycket lång tid framöver vilket omöjliggör upprätthållandet av den kontinuerliga ekologiska funktionen i ett område. Det finns studier som visar att naturskogens självgallringsprocess som den tretåiga hackspetten är beroende av, inte kan ersättas med efterlämnad hänsyn i skogsbruket (Imbeau &amp; Desrochers, 2002). Storleken på häckningsreviret varierar med skogstypen, förekomsten av död ved och graden av fragmentering, men är i allmänhet i storleksordningen 25–100 hektar. Vintertid krävs ofta betydligt större områden och det finns studier som antyder att arten behöver minst 100 hektar äldre skog. I områden med låg bonitet kan det behövas över 200 hektar lämpligt habitat för att ett par ska kunna reproducera sig. Områden med dokumenterad permanent förekomst i naturskogsmiljöer har vanligen så stora naturvärden att skogsbruk är olämpligt. Tretåig hackspett är typisk art för </w:t>
+      </w:r>
+      <w:r>
+        <w:rPr>
+          <w:i/>
+        </w:rPr>
+        <w:t xml:space="preserve">9010 Taiga, 9740 Skogsbevuxen myr, 9030 Landhöjningsskog </w:t>
+      </w:r>
+      <w:r>
+        <w:t xml:space="preserve">och </w:t>
+      </w:r>
+      <w:r>
+        <w:rPr>
+          <w:i/>
+        </w:rPr>
+        <w:t>9040 Fjällbjörkskog</w:t>
+      </w:r>
+      <w:r>
+        <w:t xml:space="preserve"> (Skogsstyrelsen, 2016; SLU Artdatabanken, 2024).</w:t>
       </w:r>
     </w:p>
     <w:p>
@@ -196,37 +198,25 @@
       </w:r>
     </w:p>
     <w:p>
+      <w:pPr>
+        <w:pStyle w:val="Heading1"/>
+      </w:pPr>
+      <w:r>
+        <w:t>EU:s fågeldirektiv</w:t>
+      </w:r>
+    </w:p>
+    <w:p>
+      <w:r>
+        <w:t xml:space="preserve">Europeiska unionens medlemsländer är skyldiga att agera i enlighet med EU:s fågeldirektiv där det uttryckligen står att direktivet gäller för fåglar samt för deras ägg, bon och </w:t>
+      </w:r>
       <w:r>
         <w:rPr>
           <w:b/>
         </w:rPr>
-        <w:t>Tretåig hackspett (NT, §4)</w:t>
+        <w:t xml:space="preserve">livsmiljöer </w:t>
       </w:r>
       <w:r>
-        <w:t xml:space="preserve"> är rödlistad som nära hotad och ingår i bilaga 1 i EU:s fågeldirektiv. Tretåig hackspett är för sin överlevnad beroende av kontinuerlig tillförsel av äldre döende och död ved, som sker genom naturliga självgallringsprocesser i äldre grannaturskogar och barrblandade naturskogar. Om en skog genom skogsbruk gallras eller glesas ur så upphör och uteblir i stort sett den naturliga självgallringsprocessen för mycket lång tid framöver vilket omöjliggör upprätthållandet av den kontinuerliga ekologiska funktionen i ett område. Det finns studier som visar att naturskogens självgallringsprocess som den tretåiga hackspetten är beroende av, inte kan ersättas med efterlämnad hänsyn i skogsbruket (Imbeau &amp; Desrochers, 2002). Storleken på häckningsreviret varierar med skogstypen, förekomsten av död ved och graden av fragmentering, men är i allmänhet i storleksordningen 25–100 hektar. Vintertid krävs ofta betydligt större områden och det finns studier som antyder att arten behöver minst 100 hektar äldre skog. I områden med låg bonitet kan det behövas över 200 hektar lämpligt habitat för att ett par ska kunna reproducera sig. Områden med dokumenterad permanent förekomst i naturskogsmiljöer har vanligen så stora naturvärden att skogsbruk är olämpligt. Tretåig hackspett är typisk art för </w:t>
-      </w:r>
-      <w:r>
-        <w:rPr>
-          <w:i/>
-        </w:rPr>
-        <w:t xml:space="preserve">9010 Taiga, 9740 Skogsbevuxen myr, 9030 Landhöjningsskog </w:t>
-      </w:r>
-      <w:r>
-        <w:t xml:space="preserve">och </w:t>
-      </w:r>
-      <w:r>
-        <w:rPr>
-          <w:i/>
-        </w:rPr>
-        <w:t>9040 Fjällbjörkskog</w:t>
-      </w:r>
-      <w:r>
-        <w:t xml:space="preserve"> (Skogsstyrelsen, 2016; SLU Artdatabanken, 2024).</w:t>
-      </w:r>
-    </w:p>
-    <w:p>
-      <w:r>
-        <w:t>I BILAGA 1 finns mer detaljerad information om ekologi samt krav på livsmiljö hos fridlysta arter.</w:t>
+        <w:t>(artikel 1). Vidare att de åtgärder som vidtas inte får leda till en försämring av den nuvarande situationen beträffande bevarandet av de fågelarter som avses i artikel 1 (artikel 13). Fågeldirektivet är styrande för tillsynsansvariga myndigheters ärendehantering, ställningstaganden och beslutsfattande.</w:t>
       </w:r>
     </w:p>
     <w:p>
@@ -295,133 +285,6 @@
     <w:p>
       <w:r>
         <w:t xml:space="preserve">SLU Artdatabanken, 2026. </w:t>
-      </w:r>
-      <w:r>
-        <w:rPr>
-          <w:i/>
-        </w:rPr>
-        <w:t xml:space="preserve">Artfaktablad. Naturvård – artfakta. </w:t>
-      </w:r>
-      <w:r>
-        <w:t>SLU Artdatabanken, Uppsala</w:t>
-      </w:r>
-    </w:p>
-    <w:p>
-      <w:pPr>
-        <w:pStyle w:val="Heading1"/>
-      </w:pPr>
-      <w:r>
-        <w:t>Järpe – ekologi samt krav på livsmiljön</w:t>
-      </w:r>
-    </w:p>
-    <w:p>
-      <w:r>
-        <w:t>Järpe är fridlyst enligt 4§ artskyddsförordningen och upptagen i bilaga 1 och 2 EU:s fågeldirektiv. Den finns i sammanhängande grandominerad skog över hela Sverige men förekomsterna är betydligt glesare i Götaland än i övriga landet. Järpen har sina livsmiljöer i tät barrskog med inblandning av lövträd och en väl utvecklad flerskiktad struktur med bärris och yngre eller undertryckta, täta granar i ett lägre skikt, ofta utmed bäckar och åar inne i den skyddande granskogen (SLU Artdatabanken, 2026).</w:t>
-      </w:r>
-    </w:p>
-    <w:p>
-      <w:r>
-        <w:t xml:space="preserve">Arten behöver lämpliga skogsbestånd om sammanlagt minst 25 hektar. Den är mycket stationär inom sitt revir och när ett par etablerat sig stannar de så länge miljön är intakt. Den undviker öppen mark och förﬂyttar sig sällan över större öppna myrar eller åkermark, och är därför känslig för fragmentering. Järpen överlever inte om dess livsmiljö kalavverkas och är även känslig för röjning, gallring och avverkning där unga granar och lövträd inte sparas i tillräcklig omfattning.  Järpe är typisk art för </w:t>
-      </w:r>
-      <w:r>
-        <w:rPr>
-          <w:i/>
-        </w:rPr>
-        <w:t>9010 Taiga, 9740 Skogsbevuxen myr</w:t>
-      </w:r>
-      <w:r>
-        <w:t xml:space="preserve"> och </w:t>
-      </w:r>
-      <w:r>
-        <w:rPr>
-          <w:i/>
-        </w:rPr>
-        <w:t>9080 Lövsumpskog</w:t>
-      </w:r>
-      <w:r>
-        <w:t xml:space="preserve"> (SLU Artdatabanken, 2026).</w:t>
-      </w:r>
-    </w:p>
-    <w:p>
-      <w:pPr>
-        <w:pStyle w:val="Heading2"/>
-      </w:pPr>
-      <w:r>
-        <w:t>Referenser – järpe</w:t>
-      </w:r>
-    </w:p>
-    <w:p>
-      <w:r>
-        <w:t xml:space="preserve">SLU Artdatabanken, 2026. </w:t>
-      </w:r>
-      <w:r>
-        <w:rPr>
-          <w:i/>
-        </w:rPr>
-        <w:t xml:space="preserve">Artfaktablad. Naturvård – artfakta. </w:t>
-      </w:r>
-      <w:r>
-        <w:t>SLU Artdatabanken, Uppsala</w:t>
-      </w:r>
-    </w:p>
-    <w:p>
-      <w:pPr>
-        <w:pStyle w:val="Heading1"/>
-      </w:pPr>
-      <w:r>
-        <w:t>Tjäder – ekologi samt krav på livsmiljön</w:t>
-      </w:r>
-    </w:p>
-    <w:p>
-      <w:r>
-        <w:t xml:space="preserve">Tjäder (§4) omfattas av bilaga 1 och 2 EU:s fågeldirektiv och är typisk art för </w:t>
-      </w:r>
-      <w:r>
-        <w:rPr>
-          <w:i/>
-        </w:rPr>
-        <w:t xml:space="preserve">9010 Taiga </w:t>
-      </w:r>
-      <w:r>
-        <w:t xml:space="preserve">och </w:t>
-      </w:r>
-      <w:r>
-        <w:rPr>
-          <w:i/>
-        </w:rPr>
-        <w:t>9740 Skogsbevuxen myr</w:t>
-      </w:r>
-      <w:r>
-        <w:t>. Tjädern är en utpräglad skogsfågel knuten till större sammanhängande barrskogsområden. Tupparna och hönorna utnyttjar till viss del olika miljöer, och habitatvalet varierar dessutom mellan olika delar av året. För att det ska finnas livskraftiga tjäderbestånd krävs funktionella skogslandskap med en blandning av uppvuxen, gles och luckig skog, täta sumpskogar, myrar och andra små våtmarker (Skogsstyrelsen, 2019; SLU Artdatabanken 2024).</w:t>
-      </w:r>
-    </w:p>
-    <w:p>
-      <w:r>
-        <w:t>Arten försvinner när skogen fragmenteras och den sammanlagda arealen hyggen och andra öppna områden blir för stor. Ett småskaligt och försiktigt virkesuttag genom hyggesfria metoder kan i vissa fall vara möjligt i området inom 200 m från lekcentrum. Längre ut från lekcentrum, inom 200–500 m bör den avverkade ytan inte överskrida 1 hektar för att undvika alltför stora och snabba förändringar (Skogsstyrelsen, 2019).</w:t>
-      </w:r>
-    </w:p>
-    <w:p>
-      <w:pPr>
-        <w:pStyle w:val="Heading2"/>
-      </w:pPr>
-      <w:r>
-        <w:t>Referenser – tjäder</w:t>
-      </w:r>
-    </w:p>
-    <w:p>
-      <w:r>
-        <w:t xml:space="preserve">Skogsstyrelsen, 2019. </w:t>
-      </w:r>
-      <w:r>
-        <w:rPr>
-          <w:i/>
-        </w:rPr>
-        <w:t>Vägledning för hänsyn till fåglar – tjäder.</w:t>
-      </w:r>
-    </w:p>
-    <w:p>
-      <w:r>
-        <w:t xml:space="preserve">SLU Artdatabanken, 2024. </w:t>
       </w:r>
       <w:r>
         <w:rPr>
@@ -634,6 +497,133 @@
         <w:t>Acta Ornithologica 40(1): 53–60.</w:t>
       </w:r>
     </w:p>
+    <w:p>
+      <w:pPr>
+        <w:pStyle w:val="Heading1"/>
+      </w:pPr>
+      <w:r>
+        <w:t>Järpe – ekologi samt krav på livsmiljön</w:t>
+      </w:r>
+    </w:p>
+    <w:p>
+      <w:r>
+        <w:t>Järpe är fridlyst enligt 4§ artskyddsförordningen och upptagen i bilaga 1 och 2 EU:s fågeldirektiv. Den finns i sammanhängande grandominerad skog över hela Sverige men förekomsterna är betydligt glesare i Götaland än i övriga landet. Järpen har sina livsmiljöer i tät barrskog med inblandning av lövträd och en väl utvecklad flerskiktad struktur med bärris och yngre eller undertryckta, täta granar i ett lägre skikt, ofta utmed bäckar och åar inne i den skyddande granskogen (SLU Artdatabanken, 2026).</w:t>
+      </w:r>
+    </w:p>
+    <w:p>
+      <w:r>
+        <w:t xml:space="preserve">Arten behöver lämpliga skogsbestånd om sammanlagt minst 25 hektar. Den är mycket stationär inom sitt revir och när ett par etablerat sig stannar de så länge miljön är intakt. Den undviker öppen mark och förﬂyttar sig sällan över större öppna myrar eller åkermark, och är därför känslig för fragmentering. Järpen överlever inte om dess livsmiljö kalavverkas och är även känslig för röjning, gallring och avverkning där unga granar och lövträd inte sparas i tillräcklig omfattning.  Järpe är typisk art för </w:t>
+      </w:r>
+      <w:r>
+        <w:rPr>
+          <w:i/>
+        </w:rPr>
+        <w:t>9010 Taiga, 9740 Skogsbevuxen myr</w:t>
+      </w:r>
+      <w:r>
+        <w:t xml:space="preserve"> och </w:t>
+      </w:r>
+      <w:r>
+        <w:rPr>
+          <w:i/>
+        </w:rPr>
+        <w:t>9080 Lövsumpskog</w:t>
+      </w:r>
+      <w:r>
+        <w:t xml:space="preserve"> (SLU Artdatabanken, 2026).</w:t>
+      </w:r>
+    </w:p>
+    <w:p>
+      <w:pPr>
+        <w:pStyle w:val="Heading2"/>
+      </w:pPr>
+      <w:r>
+        <w:t>Referenser – järpe</w:t>
+      </w:r>
+    </w:p>
+    <w:p>
+      <w:r>
+        <w:t xml:space="preserve">SLU Artdatabanken, 2026. </w:t>
+      </w:r>
+      <w:r>
+        <w:rPr>
+          <w:i/>
+        </w:rPr>
+        <w:t xml:space="preserve">Artfaktablad. Naturvård – artfakta. </w:t>
+      </w:r>
+      <w:r>
+        <w:t>SLU Artdatabanken, Uppsala</w:t>
+      </w:r>
+    </w:p>
+    <w:p>
+      <w:pPr>
+        <w:pStyle w:val="Heading1"/>
+      </w:pPr>
+      <w:r>
+        <w:t>Tjäder – ekologi samt krav på livsmiljön</w:t>
+      </w:r>
+    </w:p>
+    <w:p>
+      <w:r>
+        <w:t xml:space="preserve">Tjäder (§4) omfattas av bilaga 1 och 2 EU:s fågeldirektiv och är typisk art för </w:t>
+      </w:r>
+      <w:r>
+        <w:rPr>
+          <w:i/>
+        </w:rPr>
+        <w:t xml:space="preserve">9010 Taiga </w:t>
+      </w:r>
+      <w:r>
+        <w:t xml:space="preserve">och </w:t>
+      </w:r>
+      <w:r>
+        <w:rPr>
+          <w:i/>
+        </w:rPr>
+        <w:t>9740 Skogsbevuxen myr</w:t>
+      </w:r>
+      <w:r>
+        <w:t>. Tjädern är en utpräglad skogsfågel knuten till större sammanhängande barrskogsområden. Tupparna och hönorna utnyttjar till viss del olika miljöer, och habitatvalet varierar dessutom mellan olika delar av året. För att det ska finnas livskraftiga tjäderbestånd krävs funktionella skogslandskap med en blandning av uppvuxen, gles och luckig skog, täta sumpskogar, myrar och andra små våtmarker (Skogsstyrelsen, 2019; SLU Artdatabanken 2024).</w:t>
+      </w:r>
+    </w:p>
+    <w:p>
+      <w:r>
+        <w:t>Arten försvinner när skogen fragmenteras och den sammanlagda arealen hyggen och andra öppna områden blir för stor. Ett småskaligt och försiktigt virkesuttag genom hyggesfria metoder kan i vissa fall vara möjligt i området inom 200 m från lekcentrum. Längre ut från lekcentrum, inom 200–500 m bör den avverkade ytan inte överskrida 1 hektar för att undvika alltför stora och snabba förändringar (Skogsstyrelsen, 2019).</w:t>
+      </w:r>
+    </w:p>
+    <w:p>
+      <w:pPr>
+        <w:pStyle w:val="Heading2"/>
+      </w:pPr>
+      <w:r>
+        <w:t>Referenser – tjäder</w:t>
+      </w:r>
+    </w:p>
+    <w:p>
+      <w:r>
+        <w:t xml:space="preserve">Skogsstyrelsen, 2019. </w:t>
+      </w:r>
+      <w:r>
+        <w:rPr>
+          <w:i/>
+        </w:rPr>
+        <w:t>Vägledning för hänsyn till fåglar – tjäder.</w:t>
+      </w:r>
+    </w:p>
+    <w:p>
+      <w:r>
+        <w:t xml:space="preserve">SLU Artdatabanken, 2024. </w:t>
+      </w:r>
+      <w:r>
+        <w:rPr>
+          <w:i/>
+        </w:rPr>
+        <w:t xml:space="preserve">Artfaktablad. Naturvård – artfakta. </w:t>
+      </w:r>
+      <w:r>
+        <w:t>SLU Artdatabanken, Uppsala</w:t>
+      </w:r>
+    </w:p>
     <w:sectPr>
       <w:headerReference w:type="even" r:id="rId8"/>
       <w:headerReference w:type="default" r:id="rId9"/>
@@ -762,7 +752,7 @@
     <w:r>
       <w:tab/>
       <w:tab/>
-      <w:t>2026-06-20</w:t>
+      <w:t>2026-06-21</w:t>
       <w:br/>
       <w:br/>
     </w:r>

--- a/tillsyn/A 47044-2025 tillsynsbegäran.docx
+++ b/tillsyn/A 47044-2025 tillsynsbegäran.docx
@@ -752,7 +752,7 @@
     <w:r>
       <w:tab/>
       <w:tab/>
-      <w:t>2026-06-21</w:t>
+      <w:t>2026-06-22</w:t>
       <w:br/>
       <w:br/>
     </w:r>

--- a/tillsyn/A 47044-2025 tillsynsbegäran.docx
+++ b/tillsyn/A 47044-2025 tillsynsbegäran.docx
@@ -752,7 +752,7 @@
     <w:r>
       <w:tab/>
       <w:tab/>
-      <w:t>2026-06-22</w:t>
+      <w:t>2026-06-23</w:t>
       <w:br/>
       <w:br/>
     </w:r>

--- a/tillsyn/A 47044-2025 tillsynsbegäran.docx
+++ b/tillsyn/A 47044-2025 tillsynsbegäran.docx
@@ -752,7 +752,7 @@
     <w:r>
       <w:tab/>
       <w:tab/>
-      <w:t>2026-06-23</w:t>
+      <w:t>2026-06-24</w:t>
       <w:br/>
       <w:br/>
     </w:r>

--- a/tillsyn/A 47044-2025 tillsynsbegäran.docx
+++ b/tillsyn/A 47044-2025 tillsynsbegäran.docx
@@ -752,7 +752,7 @@
     <w:r>
       <w:tab/>
       <w:tab/>
-      <w:t>2026-06-24</w:t>
+      <w:t>2026-06-25</w:t>
       <w:br/>
       <w:br/>
     </w:r>

--- a/tillsyn/A 47044-2025 tillsynsbegäran.docx
+++ b/tillsyn/A 47044-2025 tillsynsbegäran.docx
@@ -752,7 +752,7 @@
     <w:r>
       <w:tab/>
       <w:tab/>
-      <w:t>2026-06-25</w:t>
+      <w:t>2026-06-26</w:t>
       <w:br/>
       <w:br/>
     </w:r>

--- a/tillsyn/A 47044-2025 tillsynsbegäran.docx
+++ b/tillsyn/A 47044-2025 tillsynsbegäran.docx
@@ -752,7 +752,7 @@
     <w:r>
       <w:tab/>
       <w:tab/>
-      <w:t>2026-06-26</w:t>
+      <w:t>2026-06-27</w:t>
       <w:br/>
       <w:br/>
     </w:r>

--- a/tillsyn/A 47044-2025 tillsynsbegäran.docx
+++ b/tillsyn/A 47044-2025 tillsynsbegäran.docx
@@ -752,7 +752,7 @@
     <w:r>
       <w:tab/>
       <w:tab/>
-      <w:t>2026-06-27</w:t>
+      <w:t>2026-06-28</w:t>
       <w:br/>
       <w:br/>
     </w:r>

--- a/tillsyn/A 47044-2025 tillsynsbegäran.docx
+++ b/tillsyn/A 47044-2025 tillsynsbegäran.docx
@@ -752,7 +752,7 @@
     <w:r>
       <w:tab/>
       <w:tab/>
-      <w:t>2026-06-28</w:t>
+      <w:t>2026-06-29</w:t>
       <w:br/>
       <w:br/>
     </w:r>

--- a/tillsyn/A 47044-2025 tillsynsbegäran.docx
+++ b/tillsyn/A 47044-2025 tillsynsbegäran.docx
@@ -752,7 +752,7 @@
     <w:r>
       <w:tab/>
       <w:tab/>
-      <w:t>2026-06-29</w:t>
+      <w:t>2026-06-30</w:t>
       <w:br/>
       <w:br/>
     </w:r>

--- a/tillsyn/A 47044-2025 tillsynsbegäran.docx
+++ b/tillsyn/A 47044-2025 tillsynsbegäran.docx
@@ -752,7 +752,7 @@
     <w:r>
       <w:tab/>
       <w:tab/>
-      <w:t>2026-06-30</w:t>
+      <w:t>2026-07-01</w:t>
       <w:br/>
       <w:br/>
     </w:r>

--- a/tillsyn/A 47044-2025 tillsynsbegäran.docx
+++ b/tillsyn/A 47044-2025 tillsynsbegäran.docx
@@ -752,7 +752,7 @@
     <w:r>
       <w:tab/>
       <w:tab/>
-      <w:t>2026-07-01</w:t>
+      <w:t>2026-07-02</w:t>
       <w:br/>
       <w:br/>
     </w:r>

--- a/tillsyn/A 47044-2025 tillsynsbegäran.docx
+++ b/tillsyn/A 47044-2025 tillsynsbegäran.docx
@@ -752,7 +752,7 @@
     <w:r>
       <w:tab/>
       <w:tab/>
-      <w:t>2026-07-13</w:t>
+      <w:t>2026-07-14</w:t>
       <w:br/>
       <w:br/>
     </w:r>

--- a/tillsyn/A 47044-2025 tillsynsbegäran.docx
+++ b/tillsyn/A 47044-2025 tillsynsbegäran.docx
@@ -752,7 +752,7 @@
     <w:r>
       <w:tab/>
       <w:tab/>
-      <w:t>2026-07-14</w:t>
+      <w:t>2026-07-15</w:t>
       <w:br/>
       <w:br/>
     </w:r>

--- a/tillsyn/A 47044-2025 tillsynsbegäran.docx
+++ b/tillsyn/A 47044-2025 tillsynsbegäran.docx
@@ -752,7 +752,7 @@
     <w:r>
       <w:tab/>
       <w:tab/>
-      <w:t>2026-07-15</w:t>
+      <w:t>2026-07-16</w:t>
       <w:br/>
       <w:br/>
     </w:r>

--- a/tillsyn/A 47044-2025 tillsynsbegäran.docx
+++ b/tillsyn/A 47044-2025 tillsynsbegäran.docx
@@ -752,7 +752,7 @@
     <w:r>
       <w:tab/>
       <w:tab/>
-      <w:t>2026-07-16</w:t>
+      <w:t>2026-07-17</w:t>
       <w:br/>
       <w:br/>
     </w:r>

--- a/tillsyn/A 47044-2025 tillsynsbegäran.docx
+++ b/tillsyn/A 47044-2025 tillsynsbegäran.docx
@@ -752,7 +752,7 @@
     <w:r>
       <w:tab/>
       <w:tab/>
-      <w:t>2026-07-17</w:t>
+      <w:t>2026-07-18</w:t>
       <w:br/>
       <w:br/>
     </w:r>

--- a/tillsyn/A 47044-2025 tillsynsbegäran.docx
+++ b/tillsyn/A 47044-2025 tillsynsbegäran.docx
@@ -752,7 +752,7 @@
     <w:r>
       <w:tab/>
       <w:tab/>
-      <w:t>2026-07-18</w:t>
+      <w:t>2026-07-19</w:t>
       <w:br/>
       <w:br/>
     </w:r>

--- a/tillsyn/A 47044-2025 tillsynsbegäran.docx
+++ b/tillsyn/A 47044-2025 tillsynsbegäran.docx
@@ -752,7 +752,7 @@
     <w:r>
       <w:tab/>
       <w:tab/>
-      <w:t>2026-07-19</w:t>
+      <w:t>2026-07-20</w:t>
       <w:br/>
       <w:br/>
     </w:r>

--- a/tillsyn/A 47044-2025 tillsynsbegäran.docx
+++ b/tillsyn/A 47044-2025 tillsynsbegäran.docx
@@ -752,7 +752,7 @@
     <w:r>
       <w:tab/>
       <w:tab/>
-      <w:t>2026-07-20</w:t>
+      <w:t>2026-07-21</w:t>
       <w:br/>
       <w:br/>
     </w:r>

--- a/tillsyn/A 47044-2025 tillsynsbegäran.docx
+++ b/tillsyn/A 47044-2025 tillsynsbegäran.docx
@@ -752,7 +752,7 @@
     <w:r>
       <w:tab/>
       <w:tab/>
-      <w:t>2026-07-21</w:t>
+      <w:t>2026-07-22</w:t>
       <w:br/>
       <w:br/>
     </w:r>

--- a/tillsyn/A 47044-2025 tillsynsbegäran.docx
+++ b/tillsyn/A 47044-2025 tillsynsbegäran.docx
@@ -752,7 +752,7 @@
     <w:r>
       <w:tab/>
       <w:tab/>
-      <w:t>2026-07-22</w:t>
+      <w:t>2026-07-23</w:t>
       <w:br/>
       <w:br/>
     </w:r>

--- a/tillsyn/A 47044-2025 tillsynsbegäran.docx
+++ b/tillsyn/A 47044-2025 tillsynsbegäran.docx
@@ -752,7 +752,7 @@
     <w:r>
       <w:tab/>
       <w:tab/>
-      <w:t>2026-07-23</w:t>
+      <w:t>2026-07-24</w:t>
       <w:br/>
       <w:br/>
     </w:r>

--- a/tillsyn/A 47044-2025 tillsynsbegäran.docx
+++ b/tillsyn/A 47044-2025 tillsynsbegäran.docx
@@ -60,7 +60,7 @@
         <w:spacing w:after="240"/>
       </w:pPr>
       <w:r>
-        <w:t>Figur 1. Fyndplatser för naturvårdsarter i avverkningsanmälan. Markörer utan svart kant är placerade på fyndplatsen. Markörer med svart kant är placerade vid sidan av fyndplatsen har ett svart streck som visar fyndplatsens exakta position. Kartans mittpunktskoordinat är N 6674256, E 480432 i SWEREF 99 TM.</w:t>
+        <w:t>Figur 1. Fyndplatser för naturvårdsarter i avverkningsanmälan. Markörer utan svart kant är placerade på fyndplatsen. Markörer med svart kant är placerade vid sidan av fyndplatsen och har ett svart streck som visar fyndplatsens exakta position. Kartans mittpunktskoordinat är N 6674256, E 480432 i SWEREF 99 TM.</w:t>
       </w:r>
     </w:p>
     <w:p>
@@ -752,7 +752,7 @@
     <w:r>
       <w:tab/>
       <w:tab/>
-      <w:t>2026-08-14</w:t>
+      <w:t>2026-08-15</w:t>
       <w:br/>
       <w:br/>
     </w:r>

--- a/tillsyn/A 47044-2025 tillsynsbegäran.docx
+++ b/tillsyn/A 47044-2025 tillsynsbegäran.docx
@@ -752,7 +752,7 @@
     <w:r>
       <w:tab/>
       <w:tab/>
-      <w:t>2026-08-15</w:t>
+      <w:t>2026-08-16</w:t>
       <w:br/>
       <w:br/>
     </w:r>

--- a/tillsyn/A 47044-2025 tillsynsbegäran.docx
+++ b/tillsyn/A 47044-2025 tillsynsbegäran.docx
@@ -752,7 +752,7 @@
     <w:r>
       <w:tab/>
       <w:tab/>
-      <w:t>2026-08-16</w:t>
+      <w:t>2026-08-17</w:t>
       <w:br/>
       <w:br/>
     </w:r>

--- a/tillsyn/A 47044-2025 tillsynsbegäran.docx
+++ b/tillsyn/A 47044-2025 tillsynsbegäran.docx
@@ -752,7 +752,7 @@
     <w:r>
       <w:tab/>
       <w:tab/>
-      <w:t>2026-08-17</w:t>
+      <w:t>2026-08-18</w:t>
       <w:br/>
       <w:br/>
     </w:r>

--- a/tillsyn/A 47044-2025 tillsynsbegäran.docx
+++ b/tillsyn/A 47044-2025 tillsynsbegäran.docx
@@ -752,7 +752,7 @@
     <w:r>
       <w:tab/>
       <w:tab/>
-      <w:t>2026-08-18</w:t>
+      <w:t>2026-08-19</w:t>
       <w:br/>
       <w:br/>
     </w:r>

--- a/tillsyn/A 47044-2025 tillsynsbegäran.docx
+++ b/tillsyn/A 47044-2025 tillsynsbegäran.docx
@@ -752,7 +752,7 @@
     <w:r>
       <w:tab/>
       <w:tab/>
-      <w:t>2026-08-19</w:t>
+      <w:t>2026-08-20</w:t>
       <w:br/>
       <w:br/>
     </w:r>

--- a/tillsyn/A 47044-2025 tillsynsbegäran.docx
+++ b/tillsyn/A 47044-2025 tillsynsbegäran.docx
@@ -752,7 +752,7 @@
     <w:r>
       <w:tab/>
       <w:tab/>
-      <w:t>2026-08-20</w:t>
+      <w:t>2026-08-21</w:t>
       <w:br/>
       <w:br/>
     </w:r>

--- a/tillsyn/A 47044-2025 tillsynsbegäran.docx
+++ b/tillsyn/A 47044-2025 tillsynsbegäran.docx
@@ -752,7 +752,7 @@
     <w:r>
       <w:tab/>
       <w:tab/>
-      <w:t>2026-08-21</w:t>
+      <w:t>2026-08-22</w:t>
       <w:br/>
       <w:br/>
     </w:r>

--- a/tillsyn/A 47044-2025 tillsynsbegäran.docx
+++ b/tillsyn/A 47044-2025 tillsynsbegäran.docx
@@ -752,7 +752,7 @@
     <w:r>
       <w:tab/>
       <w:tab/>
-      <w:t>2026-08-22</w:t>
+      <w:t>2026-08-23</w:t>
       <w:br/>
       <w:br/>
     </w:r>

--- a/tillsyn/A 47044-2025 tillsynsbegäran.docx
+++ b/tillsyn/A 47044-2025 tillsynsbegäran.docx
@@ -752,7 +752,7 @@
     <w:r>
       <w:tab/>
       <w:tab/>
-      <w:t>2026-08-23</w:t>
+      <w:t>2026-08-24</w:t>
       <w:br/>
       <w:br/>
     </w:r>

--- a/tillsyn/A 47044-2025 tillsynsbegäran.docx
+++ b/tillsyn/A 47044-2025 tillsynsbegäran.docx
@@ -752,7 +752,7 @@
     <w:r>
       <w:tab/>
       <w:tab/>
-      <w:t>2026-08-24</w:t>
+      <w:t>2026-08-25</w:t>
       <w:br/>
       <w:br/>
     </w:r>

--- a/tillsyn/A 47044-2025 tillsynsbegäran.docx
+++ b/tillsyn/A 47044-2025 tillsynsbegäran.docx
@@ -752,7 +752,7 @@
     <w:r>
       <w:tab/>
       <w:tab/>
-      <w:t>2026-08-25</w:t>
+      <w:t>2026-08-26</w:t>
       <w:br/>
       <w:br/>
     </w:r>

--- a/tillsyn/A 47044-2025 tillsynsbegäran.docx
+++ b/tillsyn/A 47044-2025 tillsynsbegäran.docx
@@ -752,7 +752,7 @@
     <w:r>
       <w:tab/>
       <w:tab/>
-      <w:t>2026-08-26</w:t>
+      <w:t>2026-08-27</w:t>
       <w:br/>
       <w:br/>
     </w:r>

--- a/tillsyn/A 47044-2025 tillsynsbegäran.docx
+++ b/tillsyn/A 47044-2025 tillsynsbegäran.docx
@@ -752,7 +752,7 @@
     <w:r>
       <w:tab/>
       <w:tab/>
-      <w:t>2026-08-27</w:t>
+      <w:t>2026-08-28</w:t>
       <w:br/>
       <w:br/>
     </w:r>

--- a/tillsyn/A 47044-2025 tillsynsbegäran.docx
+++ b/tillsyn/A 47044-2025 tillsynsbegäran.docx
@@ -752,7 +752,7 @@
     <w:r>
       <w:tab/>
       <w:tab/>
-      <w:t>2026-08-28</w:t>
+      <w:t>2026-08-29</w:t>
       <w:br/>
       <w:br/>
     </w:r>

--- a/tillsyn/A 47044-2025 tillsynsbegäran.docx
+++ b/tillsyn/A 47044-2025 tillsynsbegäran.docx
@@ -752,7 +752,7 @@
     <w:r>
       <w:tab/>
       <w:tab/>
-      <w:t>2026-08-29</w:t>
+      <w:t>2026-08-31</w:t>
       <w:br/>
       <w:br/>
     </w:r>

--- a/tillsyn/A 47044-2025 tillsynsbegäran.docx
+++ b/tillsyn/A 47044-2025 tillsynsbegäran.docx
@@ -752,7 +752,7 @@
     <w:r>
       <w:tab/>
       <w:tab/>
-      <w:t>2026-08-31</w:t>
+      <w:t>2026-09-01</w:t>
       <w:br/>
       <w:br/>
     </w:r>

--- a/tillsyn/A 47044-2025 tillsynsbegäran.docx
+++ b/tillsyn/A 47044-2025 tillsynsbegäran.docx
@@ -752,7 +752,7 @@
     <w:r>
       <w:tab/>
       <w:tab/>
-      <w:t>2026-09-01</w:t>
+      <w:t>2026-09-02</w:t>
       <w:br/>
       <w:br/>
     </w:r>

--- a/tillsyn/A 47044-2025 tillsynsbegäran.docx
+++ b/tillsyn/A 47044-2025 tillsynsbegäran.docx
@@ -752,7 +752,7 @@
     <w:r>
       <w:tab/>
       <w:tab/>
-      <w:t>2026-09-02</w:t>
+      <w:t>2026-09-03</w:t>
       <w:br/>
       <w:br/>
     </w:r>

--- a/tillsyn/A 47044-2025 tillsynsbegäran.docx
+++ b/tillsyn/A 47044-2025 tillsynsbegäran.docx
@@ -752,7 +752,7 @@
     <w:r>
       <w:tab/>
       <w:tab/>
-      <w:t>2026-09-03</w:t>
+      <w:t>2026-09-04</w:t>
       <w:br/>
       <w:br/>
     </w:r>

--- a/tillsyn/A 47044-2025 tillsynsbegäran.docx
+++ b/tillsyn/A 47044-2025 tillsynsbegäran.docx
@@ -752,7 +752,7 @@
     <w:r>
       <w:tab/>
       <w:tab/>
-      <w:t>2026-09-04</w:t>
+      <w:t>2026-09-05</w:t>
       <w:br/>
       <w:br/>
     </w:r>

--- a/tillsyn/A 47044-2025 tillsynsbegäran.docx
+++ b/tillsyn/A 47044-2025 tillsynsbegäran.docx
@@ -752,7 +752,7 @@
     <w:r>
       <w:tab/>
       <w:tab/>
-      <w:t>2026-09-05</w:t>
+      <w:t>2026-09-06</w:t>
       <w:br/>
       <w:br/>
     </w:r>

--- a/tillsyn/A 47044-2025 tillsynsbegäran.docx
+++ b/tillsyn/A 47044-2025 tillsynsbegäran.docx
@@ -752,7 +752,7 @@
     <w:r>
       <w:tab/>
       <w:tab/>
-      <w:t>2026-09-06</w:t>
+      <w:t>2026-09-07</w:t>
       <w:br/>
       <w:br/>
     </w:r>

--- a/tillsyn/A 47044-2025 tillsynsbegäran.docx
+++ b/tillsyn/A 47044-2025 tillsynsbegäran.docx
@@ -752,7 +752,7 @@
     <w:r>
       <w:tab/>
       <w:tab/>
-      <w:t>2026-09-07</w:t>
+      <w:t>2026-09-08</w:t>
       <w:br/>
       <w:br/>
     </w:r>

--- a/tillsyn/A 47044-2025 tillsynsbegäran.docx
+++ b/tillsyn/A 47044-2025 tillsynsbegäran.docx
@@ -752,7 +752,7 @@
     <w:r>
       <w:tab/>
       <w:tab/>
-      <w:t>2026-09-08</w:t>
+      <w:t>2026-09-09</w:t>
       <w:br/>
       <w:br/>
     </w:r>

--- a/tillsyn/A 47044-2025 tillsynsbegäran.docx
+++ b/tillsyn/A 47044-2025 tillsynsbegäran.docx
@@ -752,7 +752,7 @@
     <w:r>
       <w:tab/>
       <w:tab/>
-      <w:t>2026-09-09</w:t>
+      <w:t>2026-09-10</w:t>
       <w:br/>
       <w:br/>
     </w:r>

--- a/tillsyn/A 47044-2025 tillsynsbegäran.docx
+++ b/tillsyn/A 47044-2025 tillsynsbegäran.docx
@@ -752,7 +752,7 @@
     <w:r>
       <w:tab/>
       <w:tab/>
-      <w:t>2026-09-10</w:t>
+      <w:t>2026-09-11</w:t>
       <w:br/>
       <w:br/>
     </w:r>

--- a/tillsyn/A 47044-2025 tillsynsbegäran.docx
+++ b/tillsyn/A 47044-2025 tillsynsbegäran.docx
@@ -752,7 +752,7 @@
     <w:r>
       <w:tab/>
       <w:tab/>
-      <w:t>2026-09-11</w:t>
+      <w:t>2026-09-12</w:t>
       <w:br/>
       <w:br/>
     </w:r>

--- a/tillsyn/A 47044-2025 tillsynsbegäran.docx
+++ b/tillsyn/A 47044-2025 tillsynsbegäran.docx
@@ -752,7 +752,7 @@
     <w:r>
       <w:tab/>
       <w:tab/>
-      <w:t>2026-09-12</w:t>
+      <w:t>2026-09-13</w:t>
       <w:br/>
       <w:br/>
     </w:r>
